--- a/docs/qms/evidence-2026/QMS_Word/forms__FRM-10_Risk_Assessment_Record.docx
+++ b/docs/qms/evidence-2026/QMS_Word/forms__FRM-10_Risk_Assessment_Record.docx
@@ -17,20 +17,20 @@
     </w:p>
     <w:tbl>
       <w:tblPr>
-        <w:tblW w:w="4397" w:type="dxa"/>
+        <w:tblW w:w="5000" w:type="pct"/>
         <w:jc w:val="left"/>
-        <w:tblInd w:w="0" w:type="dxa"/>
+        <w:tblInd w:w="-7" w:type="dxa"/>
         <w:tblLayout w:type="fixed"/>
         <w:tblCellMar>
-          <w:top w:w="28" w:type="dxa"/>
-          <w:left w:w="28" w:type="dxa"/>
-          <w:bottom w:w="28" w:type="dxa"/>
-          <w:right w:w="28" w:type="dxa"/>
+          <w:top w:w="60" w:type="dxa"/>
+          <w:left w:w="60" w:type="dxa"/>
+          <w:bottom w:w="60" w:type="dxa"/>
+          <w:right w:w="60" w:type="dxa"/>
         </w:tblCellMar>
       </w:tblPr>
       <w:tblGrid>
-        <w:gridCol w:w="1951"/>
-        <w:gridCol w:w="2446"/>
+        <w:gridCol w:w="2606"/>
+        <w:gridCol w:w="8732"/>
       </w:tblGrid>
       <w:tr>
         <w:trPr>
@@ -38,44 +38,60 @@
         </w:trPr>
         <w:tc>
           <w:tcPr>
-            <w:tcW w:w="1951" w:type="dxa"/>
-            <w:tcBorders/>
+            <w:tcW w:w="2606" w:type="dxa"/>
+            <w:tcBorders>
+              <w:top w:val="single" w:sz="6" w:space="0" w:color="BFC7D5"/>
+              <w:left w:val="single" w:sz="6" w:space="0" w:color="BFC7D5"/>
+              <w:bottom w:val="single" w:sz="2" w:space="0" w:color="BFC7D5"/>
+              <w:right w:val="single" w:sz="6" w:space="0" w:color="BFC7D5"/>
+            </w:tcBorders>
+            <w:shd w:fill="1F3A5F" w:val="clear"/>
             <w:vAlign w:val="center"/>
           </w:tcPr>
           <w:p>
             <w:pPr>
               <w:pStyle w:val="TableHeading"/>
-              <w:suppressLineNumbers/>
-              <w:shd w:fill="1F3A5F" w:val="clear"/>
-              <w:bidi w:val="0"/>
-              <w:spacing w:before="0" w:after="283"/>
-              <w:jc w:val="center"/>
-              <w:rPr/>
-            </w:pPr>
-            <w:r>
-              <w:rPr/>
+              <w:bidi w:val="0"/>
+              <w:spacing w:before="0" w:after="283"/>
+              <w:jc w:val="left"/>
+              <w:rPr>
+                <w:color w:val="FFFFFF"/>
+              </w:rPr>
+            </w:pPr>
+            <w:r>
+              <w:rPr>
+                <w:color w:val="FFFFFF"/>
+              </w:rPr>
               <w:t>Field</w:t>
             </w:r>
           </w:p>
         </w:tc>
         <w:tc>
           <w:tcPr>
-            <w:tcW w:w="2446" w:type="dxa"/>
-            <w:tcBorders/>
+            <w:tcW w:w="8732" w:type="dxa"/>
+            <w:tcBorders>
+              <w:top w:val="single" w:sz="6" w:space="0" w:color="BFC7D5"/>
+              <w:left w:val="single" w:sz="2" w:space="0" w:color="BFC7D5"/>
+              <w:bottom w:val="single" w:sz="2" w:space="0" w:color="BFC7D5"/>
+              <w:right w:val="single" w:sz="6" w:space="0" w:color="BFC7D5"/>
+            </w:tcBorders>
+            <w:shd w:fill="1F3A5F" w:val="clear"/>
             <w:vAlign w:val="center"/>
           </w:tcPr>
           <w:p>
             <w:pPr>
               <w:pStyle w:val="TableHeading"/>
-              <w:suppressLineNumbers/>
-              <w:shd w:fill="1F3A5F" w:val="clear"/>
-              <w:bidi w:val="0"/>
-              <w:spacing w:before="0" w:after="283"/>
-              <w:jc w:val="center"/>
-              <w:rPr/>
-            </w:pPr>
-            <w:r>
-              <w:rPr/>
+              <w:bidi w:val="0"/>
+              <w:spacing w:before="0" w:after="283"/>
+              <w:jc w:val="left"/>
+              <w:rPr>
+                <w:color w:val="FFFFFF"/>
+              </w:rPr>
+            </w:pPr>
+            <w:r>
+              <w:rPr>
+                <w:color w:val="FFFFFF"/>
+              </w:rPr>
               <w:t>Value</w:t>
             </w:r>
           </w:p>
@@ -85,8 +101,12 @@
         <w:trPr/>
         <w:tc>
           <w:tcPr>
-            <w:tcW w:w="1951" w:type="dxa"/>
-            <w:tcBorders/>
+            <w:tcW w:w="2606" w:type="dxa"/>
+            <w:tcBorders>
+              <w:left w:val="single" w:sz="6" w:space="0" w:color="BFC7D5"/>
+              <w:bottom w:val="single" w:sz="2" w:space="0" w:color="BFC7D5"/>
+              <w:right w:val="single" w:sz="6" w:space="0" w:color="BFC7D5"/>
+            </w:tcBorders>
             <w:vAlign w:val="center"/>
           </w:tcPr>
           <w:p>
@@ -105,8 +125,12 @@
         </w:tc>
         <w:tc>
           <w:tcPr>
-            <w:tcW w:w="2446" w:type="dxa"/>
-            <w:tcBorders/>
+            <w:tcW w:w="8732" w:type="dxa"/>
+            <w:tcBorders>
+              <w:left w:val="single" w:sz="2" w:space="0" w:color="BFC7D5"/>
+              <w:bottom w:val="single" w:sz="2" w:space="0" w:color="BFC7D5"/>
+              <w:right w:val="single" w:sz="6" w:space="0" w:color="BFC7D5"/>
+            </w:tcBorders>
             <w:vAlign w:val="center"/>
           </w:tcPr>
           <w:p>
@@ -128,8 +152,12 @@
         <w:trPr/>
         <w:tc>
           <w:tcPr>
-            <w:tcW w:w="1951" w:type="dxa"/>
-            <w:tcBorders/>
+            <w:tcW w:w="2606" w:type="dxa"/>
+            <w:tcBorders>
+              <w:left w:val="single" w:sz="6" w:space="0" w:color="BFC7D5"/>
+              <w:bottom w:val="single" w:sz="2" w:space="0" w:color="BFC7D5"/>
+              <w:right w:val="single" w:sz="6" w:space="0" w:color="BFC7D5"/>
+            </w:tcBorders>
             <w:vAlign w:val="center"/>
           </w:tcPr>
           <w:p>
@@ -148,8 +176,12 @@
         </w:tc>
         <w:tc>
           <w:tcPr>
-            <w:tcW w:w="2446" w:type="dxa"/>
-            <w:tcBorders/>
+            <w:tcW w:w="8732" w:type="dxa"/>
+            <w:tcBorders>
+              <w:left w:val="single" w:sz="2" w:space="0" w:color="BFC7D5"/>
+              <w:bottom w:val="single" w:sz="2" w:space="0" w:color="BFC7D5"/>
+              <w:right w:val="single" w:sz="6" w:space="0" w:color="BFC7D5"/>
+            </w:tcBorders>
             <w:vAlign w:val="center"/>
           </w:tcPr>
           <w:p>
@@ -171,8 +203,12 @@
         <w:trPr/>
         <w:tc>
           <w:tcPr>
-            <w:tcW w:w="1951" w:type="dxa"/>
-            <w:tcBorders/>
+            <w:tcW w:w="2606" w:type="dxa"/>
+            <w:tcBorders>
+              <w:left w:val="single" w:sz="6" w:space="0" w:color="BFC7D5"/>
+              <w:bottom w:val="single" w:sz="2" w:space="0" w:color="BFC7D5"/>
+              <w:right w:val="single" w:sz="6" w:space="0" w:color="BFC7D5"/>
+            </w:tcBorders>
             <w:vAlign w:val="center"/>
           </w:tcPr>
           <w:p>
@@ -191,8 +227,12 @@
         </w:tc>
         <w:tc>
           <w:tcPr>
-            <w:tcW w:w="2446" w:type="dxa"/>
-            <w:tcBorders/>
+            <w:tcW w:w="8732" w:type="dxa"/>
+            <w:tcBorders>
+              <w:left w:val="single" w:sz="2" w:space="0" w:color="BFC7D5"/>
+              <w:bottom w:val="single" w:sz="2" w:space="0" w:color="BFC7D5"/>
+              <w:right w:val="single" w:sz="6" w:space="0" w:color="BFC7D5"/>
+            </w:tcBorders>
             <w:vAlign w:val="center"/>
           </w:tcPr>
           <w:p>
@@ -207,7 +247,7 @@
               <w:rPr>
                 <w:rStyle w:val="Strong"/>
               </w:rPr>
-              <w:t>DRAFT — not yet approved</w:t>
+              <w:t>APPROVED</w:t>
             </w:r>
           </w:p>
         </w:tc>
@@ -216,8 +256,12 @@
         <w:trPr/>
         <w:tc>
           <w:tcPr>
-            <w:tcW w:w="1951" w:type="dxa"/>
-            <w:tcBorders/>
+            <w:tcW w:w="2606" w:type="dxa"/>
+            <w:tcBorders>
+              <w:left w:val="single" w:sz="6" w:space="0" w:color="BFC7D5"/>
+              <w:bottom w:val="single" w:sz="2" w:space="0" w:color="BFC7D5"/>
+              <w:right w:val="single" w:sz="6" w:space="0" w:color="BFC7D5"/>
+            </w:tcBorders>
             <w:vAlign w:val="center"/>
           </w:tcPr>
           <w:p>
@@ -236,21 +280,25 @@
         </w:tc>
         <w:tc>
           <w:tcPr>
-            <w:tcW w:w="2446" w:type="dxa"/>
-            <w:tcBorders/>
-            <w:vAlign w:val="center"/>
-          </w:tcPr>
-          <w:p>
-            <w:pPr>
-              <w:pStyle w:val="TableContents"/>
-              <w:bidi w:val="0"/>
-              <w:spacing w:before="0" w:after="283"/>
-              <w:jc w:val="left"/>
-              <w:rPr/>
-            </w:pPr>
-            <w:r>
-              <w:rPr/>
-              <w:t>Managing Director</w:t>
+            <w:tcW w:w="8732" w:type="dxa"/>
+            <w:tcBorders>
+              <w:left w:val="single" w:sz="2" w:space="0" w:color="BFC7D5"/>
+              <w:bottom w:val="single" w:sz="2" w:space="0" w:color="BFC7D5"/>
+              <w:right w:val="single" w:sz="6" w:space="0" w:color="BFC7D5"/>
+            </w:tcBorders>
+            <w:vAlign w:val="center"/>
+          </w:tcPr>
+          <w:p>
+            <w:pPr>
+              <w:pStyle w:val="TableContents"/>
+              <w:bidi w:val="0"/>
+              <w:spacing w:before="0" w:after="283"/>
+              <w:jc w:val="left"/>
+              <w:rPr/>
+            </w:pPr>
+            <w:r>
+              <w:rPr/>
+              <w:t>Managing Director (Anita Johan)</w:t>
             </w:r>
           </w:p>
         </w:tc>
@@ -259,8 +307,12 @@
         <w:trPr/>
         <w:tc>
           <w:tcPr>
-            <w:tcW w:w="1951" w:type="dxa"/>
-            <w:tcBorders/>
+            <w:tcW w:w="2606" w:type="dxa"/>
+            <w:tcBorders>
+              <w:left w:val="single" w:sz="6" w:space="0" w:color="BFC7D5"/>
+              <w:bottom w:val="single" w:sz="2" w:space="0" w:color="BFC7D5"/>
+              <w:right w:val="single" w:sz="6" w:space="0" w:color="BFC7D5"/>
+            </w:tcBorders>
             <w:vAlign w:val="center"/>
           </w:tcPr>
           <w:p>
@@ -279,8 +331,12 @@
         </w:tc>
         <w:tc>
           <w:tcPr>
-            <w:tcW w:w="2446" w:type="dxa"/>
-            <w:tcBorders/>
+            <w:tcW w:w="8732" w:type="dxa"/>
+            <w:tcBorders>
+              <w:left w:val="single" w:sz="2" w:space="0" w:color="BFC7D5"/>
+              <w:bottom w:val="single" w:sz="2" w:space="0" w:color="BFC7D5"/>
+              <w:right w:val="single" w:sz="6" w:space="0" w:color="BFC7D5"/>
+            </w:tcBorders>
             <w:vAlign w:val="center"/>
           </w:tcPr>
           <w:p>
@@ -294,6 +350,314 @@
             <w:r>
               <w:rPr/>
               <w:t>6.1.1, 6.1.2</w:t>
+            </w:r>
+          </w:p>
+        </w:tc>
+      </w:tr>
+      <w:tr>
+        <w:trPr/>
+        <w:tc>
+          <w:tcPr>
+            <w:tcW w:w="2606" w:type="dxa"/>
+            <w:tcBorders>
+              <w:left w:val="single" w:sz="6" w:space="0" w:color="BFC7D5"/>
+              <w:bottom w:val="single" w:sz="2" w:space="0" w:color="BFC7D5"/>
+              <w:right w:val="single" w:sz="6" w:space="0" w:color="BFC7D5"/>
+            </w:tcBorders>
+            <w:vAlign w:val="center"/>
+          </w:tcPr>
+          <w:p>
+            <w:pPr>
+              <w:pStyle w:val="TableContents"/>
+              <w:bidi w:val="0"/>
+              <w:spacing w:before="0" w:after="283"/>
+              <w:jc w:val="left"/>
+              <w:rPr/>
+            </w:pPr>
+            <w:r>
+              <w:rPr/>
+              <w:t>Prepared by</w:t>
+            </w:r>
+          </w:p>
+        </w:tc>
+        <w:tc>
+          <w:tcPr>
+            <w:tcW w:w="8732" w:type="dxa"/>
+            <w:tcBorders>
+              <w:left w:val="single" w:sz="2" w:space="0" w:color="BFC7D5"/>
+              <w:bottom w:val="single" w:sz="2" w:space="0" w:color="BFC7D5"/>
+              <w:right w:val="single" w:sz="6" w:space="0" w:color="BFC7D5"/>
+            </w:tcBorders>
+            <w:vAlign w:val="center"/>
+          </w:tcPr>
+          <w:p>
+            <w:pPr>
+              <w:pStyle w:val="TableContents"/>
+              <w:bidi w:val="0"/>
+              <w:spacing w:before="0" w:after="283"/>
+              <w:jc w:val="left"/>
+              <w:rPr/>
+            </w:pPr>
+            <w:r>
+              <w:rPr/>
+              <w:t>Richard Watson Stephen Amudha (Lead Engineer) — 2026-10-07</w:t>
+            </w:r>
+          </w:p>
+        </w:tc>
+      </w:tr>
+      <w:tr>
+        <w:trPr/>
+        <w:tc>
+          <w:tcPr>
+            <w:tcW w:w="2606" w:type="dxa"/>
+            <w:tcBorders>
+              <w:left w:val="single" w:sz="6" w:space="0" w:color="BFC7D5"/>
+              <w:bottom w:val="single" w:sz="2" w:space="0" w:color="BFC7D5"/>
+              <w:right w:val="single" w:sz="6" w:space="0" w:color="BFC7D5"/>
+            </w:tcBorders>
+            <w:vAlign w:val="center"/>
+          </w:tcPr>
+          <w:p>
+            <w:pPr>
+              <w:pStyle w:val="TableContents"/>
+              <w:bidi w:val="0"/>
+              <w:spacing w:before="0" w:after="283"/>
+              <w:jc w:val="left"/>
+              <w:rPr/>
+            </w:pPr>
+            <w:r>
+              <w:rPr/>
+              <w:t>Reviewed by</w:t>
+            </w:r>
+          </w:p>
+        </w:tc>
+        <w:tc>
+          <w:tcPr>
+            <w:tcW w:w="8732" w:type="dxa"/>
+            <w:tcBorders>
+              <w:left w:val="single" w:sz="2" w:space="0" w:color="BFC7D5"/>
+              <w:bottom w:val="single" w:sz="2" w:space="0" w:color="BFC7D5"/>
+              <w:right w:val="single" w:sz="6" w:space="0" w:color="BFC7D5"/>
+            </w:tcBorders>
+            <w:vAlign w:val="center"/>
+          </w:tcPr>
+          <w:p>
+            <w:pPr>
+              <w:pStyle w:val="TableContents"/>
+              <w:bidi w:val="0"/>
+              <w:spacing w:before="0" w:after="283"/>
+              <w:jc w:val="left"/>
+              <w:rPr/>
+            </w:pPr>
+            <w:r>
+              <w:rPr/>
+              <w:t>Alexander Peter (EchoMind Project Lead) — 2026-10-07</w:t>
+            </w:r>
+          </w:p>
+        </w:tc>
+      </w:tr>
+      <w:tr>
+        <w:trPr/>
+        <w:tc>
+          <w:tcPr>
+            <w:tcW w:w="2606" w:type="dxa"/>
+            <w:tcBorders>
+              <w:left w:val="single" w:sz="6" w:space="0" w:color="BFC7D5"/>
+              <w:bottom w:val="single" w:sz="2" w:space="0" w:color="BFC7D5"/>
+              <w:right w:val="single" w:sz="6" w:space="0" w:color="BFC7D5"/>
+            </w:tcBorders>
+            <w:vAlign w:val="center"/>
+          </w:tcPr>
+          <w:p>
+            <w:pPr>
+              <w:pStyle w:val="TableContents"/>
+              <w:bidi w:val="0"/>
+              <w:spacing w:before="0" w:after="283"/>
+              <w:jc w:val="left"/>
+              <w:rPr/>
+            </w:pPr>
+            <w:r>
+              <w:rPr/>
+              <w:t>Quality assurance</w:t>
+            </w:r>
+          </w:p>
+        </w:tc>
+        <w:tc>
+          <w:tcPr>
+            <w:tcW w:w="8732" w:type="dxa"/>
+            <w:tcBorders>
+              <w:left w:val="single" w:sz="2" w:space="0" w:color="BFC7D5"/>
+              <w:bottom w:val="single" w:sz="2" w:space="0" w:color="BFC7D5"/>
+              <w:right w:val="single" w:sz="6" w:space="0" w:color="BFC7D5"/>
+            </w:tcBorders>
+            <w:vAlign w:val="center"/>
+          </w:tcPr>
+          <w:p>
+            <w:pPr>
+              <w:pStyle w:val="TableContents"/>
+              <w:bidi w:val="0"/>
+              <w:spacing w:before="0" w:after="283"/>
+              <w:jc w:val="left"/>
+              <w:rPr/>
+            </w:pPr>
+            <w:r>
+              <w:rPr/>
+              <w:t>Sheryl Nazareth (QA / MR) — 2026-10-07</w:t>
+            </w:r>
+          </w:p>
+        </w:tc>
+      </w:tr>
+      <w:tr>
+        <w:trPr/>
+        <w:tc>
+          <w:tcPr>
+            <w:tcW w:w="2606" w:type="dxa"/>
+            <w:tcBorders>
+              <w:left w:val="single" w:sz="6" w:space="0" w:color="BFC7D5"/>
+              <w:bottom w:val="single" w:sz="2" w:space="0" w:color="BFC7D5"/>
+              <w:right w:val="single" w:sz="6" w:space="0" w:color="BFC7D5"/>
+            </w:tcBorders>
+            <w:vAlign w:val="center"/>
+          </w:tcPr>
+          <w:p>
+            <w:pPr>
+              <w:pStyle w:val="TableContents"/>
+              <w:bidi w:val="0"/>
+              <w:spacing w:before="0" w:after="283"/>
+              <w:jc w:val="left"/>
+              <w:rPr/>
+            </w:pPr>
+            <w:r>
+              <w:rPr/>
+              <w:t>Approved by</w:t>
+            </w:r>
+          </w:p>
+        </w:tc>
+        <w:tc>
+          <w:tcPr>
+            <w:tcW w:w="8732" w:type="dxa"/>
+            <w:tcBorders>
+              <w:left w:val="single" w:sz="2" w:space="0" w:color="BFC7D5"/>
+              <w:bottom w:val="single" w:sz="2" w:space="0" w:color="BFC7D5"/>
+              <w:right w:val="single" w:sz="6" w:space="0" w:color="BFC7D5"/>
+            </w:tcBorders>
+            <w:vAlign w:val="center"/>
+          </w:tcPr>
+          <w:p>
+            <w:pPr>
+              <w:pStyle w:val="TableContents"/>
+              <w:bidi w:val="0"/>
+              <w:spacing w:before="0" w:after="283"/>
+              <w:jc w:val="left"/>
+              <w:rPr/>
+            </w:pPr>
+            <w:r>
+              <w:rPr/>
+              <w:t>Anita Johan (Managing Director)</w:t>
+            </w:r>
+          </w:p>
+        </w:tc>
+      </w:tr>
+      <w:tr>
+        <w:trPr/>
+        <w:tc>
+          <w:tcPr>
+            <w:tcW w:w="2606" w:type="dxa"/>
+            <w:tcBorders>
+              <w:left w:val="single" w:sz="6" w:space="0" w:color="BFC7D5"/>
+              <w:bottom w:val="single" w:sz="2" w:space="0" w:color="BFC7D5"/>
+              <w:right w:val="single" w:sz="6" w:space="0" w:color="BFC7D5"/>
+            </w:tcBorders>
+            <w:vAlign w:val="center"/>
+          </w:tcPr>
+          <w:p>
+            <w:pPr>
+              <w:pStyle w:val="TableContents"/>
+              <w:bidi w:val="0"/>
+              <w:spacing w:before="0" w:after="283"/>
+              <w:jc w:val="left"/>
+              <w:rPr/>
+            </w:pPr>
+            <w:r>
+              <w:rPr/>
+              <w:t>Approval date</w:t>
+            </w:r>
+          </w:p>
+        </w:tc>
+        <w:tc>
+          <w:tcPr>
+            <w:tcW w:w="8732" w:type="dxa"/>
+            <w:tcBorders>
+              <w:left w:val="single" w:sz="2" w:space="0" w:color="BFC7D5"/>
+              <w:bottom w:val="single" w:sz="2" w:space="0" w:color="BFC7D5"/>
+              <w:right w:val="single" w:sz="6" w:space="0" w:color="BFC7D5"/>
+            </w:tcBorders>
+            <w:vAlign w:val="center"/>
+          </w:tcPr>
+          <w:p>
+            <w:pPr>
+              <w:pStyle w:val="TableContents"/>
+              <w:bidi w:val="0"/>
+              <w:spacing w:before="0" w:after="283"/>
+              <w:jc w:val="left"/>
+              <w:rPr/>
+            </w:pPr>
+            <w:r>
+              <w:rPr/>
+              <w:t>2026-10-07</w:t>
+            </w:r>
+          </w:p>
+        </w:tc>
+      </w:tr>
+      <w:tr>
+        <w:trPr/>
+        <w:tc>
+          <w:tcPr>
+            <w:tcW w:w="2606" w:type="dxa"/>
+            <w:tcBorders>
+              <w:left w:val="single" w:sz="6" w:space="0" w:color="BFC7D5"/>
+              <w:bottom w:val="single" w:sz="6" w:space="0" w:color="BFC7D5"/>
+              <w:right w:val="single" w:sz="6" w:space="0" w:color="BFC7D5"/>
+            </w:tcBorders>
+            <w:vAlign w:val="center"/>
+          </w:tcPr>
+          <w:p>
+            <w:pPr>
+              <w:pStyle w:val="TableContents"/>
+              <w:bidi w:val="0"/>
+              <w:spacing w:before="0" w:after="283"/>
+              <w:jc w:val="left"/>
+              <w:rPr/>
+            </w:pPr>
+            <w:r>
+              <w:rPr/>
+              <w:t>Approval record</w:t>
+            </w:r>
+          </w:p>
+        </w:tc>
+        <w:tc>
+          <w:tcPr>
+            <w:tcW w:w="8732" w:type="dxa"/>
+            <w:tcBorders>
+              <w:left w:val="single" w:sz="2" w:space="0" w:color="BFC7D5"/>
+              <w:bottom w:val="single" w:sz="6" w:space="0" w:color="BFC7D5"/>
+              <w:right w:val="single" w:sz="6" w:space="0" w:color="BFC7D5"/>
+            </w:tcBorders>
+            <w:vAlign w:val="center"/>
+          </w:tcPr>
+          <w:p>
+            <w:pPr>
+              <w:pStyle w:val="TableContents"/>
+              <w:bidi w:val="0"/>
+              <w:spacing w:before="0" w:after="283"/>
+              <w:jc w:val="left"/>
+              <w:rPr/>
+            </w:pPr>
+            <w:r>
+              <w:rPr>
+                <w:rStyle w:val="SourceText"/>
+              </w:rPr>
+              <w:t>records/approvals/2026-10-07_AR-2026-001_document_approval.md</w:t>
             </w:r>
           </w:p>
         </w:tc>
@@ -368,20 +732,20 @@
     </w:p>
     <w:tbl>
       <w:tblPr>
-        <w:tblW w:w="11339" w:type="dxa"/>
+        <w:tblW w:w="5000" w:type="pct"/>
         <w:jc w:val="left"/>
-        <w:tblInd w:w="0" w:type="dxa"/>
+        <w:tblInd w:w="-7" w:type="dxa"/>
         <w:tblLayout w:type="fixed"/>
         <w:tblCellMar>
-          <w:top w:w="28" w:type="dxa"/>
-          <w:left w:w="28" w:type="dxa"/>
-          <w:bottom w:w="28" w:type="dxa"/>
-          <w:right w:w="28" w:type="dxa"/>
+          <w:top w:w="60" w:type="dxa"/>
+          <w:left w:w="60" w:type="dxa"/>
+          <w:bottom w:w="60" w:type="dxa"/>
+          <w:right w:w="60" w:type="dxa"/>
         </w:tblCellMar>
       </w:tblPr>
       <w:tblGrid>
-        <w:gridCol w:w="1707"/>
-        <w:gridCol w:w="9632"/>
+        <w:gridCol w:w="1737"/>
+        <w:gridCol w:w="9602"/>
       </w:tblGrid>
       <w:tr>
         <w:trPr>
@@ -389,44 +753,60 @@
         </w:trPr>
         <w:tc>
           <w:tcPr>
-            <w:tcW w:w="1707" w:type="dxa"/>
-            <w:tcBorders/>
+            <w:tcW w:w="1737" w:type="dxa"/>
+            <w:tcBorders>
+              <w:top w:val="single" w:sz="6" w:space="0" w:color="BFC7D5"/>
+              <w:left w:val="single" w:sz="6" w:space="0" w:color="BFC7D5"/>
+              <w:bottom w:val="single" w:sz="2" w:space="0" w:color="BFC7D5"/>
+              <w:right w:val="single" w:sz="6" w:space="0" w:color="BFC7D5"/>
+            </w:tcBorders>
+            <w:shd w:fill="1F3A5F" w:val="clear"/>
             <w:vAlign w:val="center"/>
           </w:tcPr>
           <w:p>
             <w:pPr>
               <w:pStyle w:val="TableHeading"/>
-              <w:suppressLineNumbers/>
-              <w:shd w:fill="1F3A5F" w:val="clear"/>
-              <w:bidi w:val="0"/>
-              <w:spacing w:before="0" w:after="283"/>
-              <w:jc w:val="center"/>
-              <w:rPr/>
-            </w:pPr>
-            <w:r>
-              <w:rPr/>
+              <w:bidi w:val="0"/>
+              <w:spacing w:before="0" w:after="283"/>
+              <w:jc w:val="left"/>
+              <w:rPr>
+                <w:color w:val="FFFFFF"/>
+              </w:rPr>
+            </w:pPr>
+            <w:r>
+              <w:rPr>
+                <w:color w:val="FFFFFF"/>
+              </w:rPr>
               <w:t>Field</w:t>
             </w:r>
           </w:p>
         </w:tc>
         <w:tc>
           <w:tcPr>
-            <w:tcW w:w="9632" w:type="dxa"/>
-            <w:tcBorders/>
+            <w:tcW w:w="9602" w:type="dxa"/>
+            <w:tcBorders>
+              <w:top w:val="single" w:sz="6" w:space="0" w:color="BFC7D5"/>
+              <w:left w:val="single" w:sz="2" w:space="0" w:color="BFC7D5"/>
+              <w:bottom w:val="single" w:sz="2" w:space="0" w:color="BFC7D5"/>
+              <w:right w:val="single" w:sz="6" w:space="0" w:color="BFC7D5"/>
+            </w:tcBorders>
+            <w:shd w:fill="1F3A5F" w:val="clear"/>
             <w:vAlign w:val="center"/>
           </w:tcPr>
           <w:p>
             <w:pPr>
               <w:pStyle w:val="TableHeading"/>
-              <w:suppressLineNumbers/>
-              <w:shd w:fill="1F3A5F" w:val="clear"/>
-              <w:bidi w:val="0"/>
-              <w:spacing w:before="0" w:after="283"/>
-              <w:jc w:val="center"/>
-              <w:rPr/>
-            </w:pPr>
-            <w:r>
-              <w:rPr/>
+              <w:bidi w:val="0"/>
+              <w:spacing w:before="0" w:after="283"/>
+              <w:jc w:val="left"/>
+              <w:rPr>
+                <w:color w:val="FFFFFF"/>
+              </w:rPr>
+            </w:pPr>
+            <w:r>
+              <w:rPr>
+                <w:color w:val="FFFFFF"/>
+              </w:rPr>
               <w:t>Entry</w:t>
             </w:r>
           </w:p>
@@ -436,8 +816,12 @@
         <w:trPr/>
         <w:tc>
           <w:tcPr>
-            <w:tcW w:w="1707" w:type="dxa"/>
-            <w:tcBorders/>
+            <w:tcW w:w="1737" w:type="dxa"/>
+            <w:tcBorders>
+              <w:left w:val="single" w:sz="6" w:space="0" w:color="BFC7D5"/>
+              <w:bottom w:val="single" w:sz="2" w:space="0" w:color="BFC7D5"/>
+              <w:right w:val="single" w:sz="6" w:space="0" w:color="BFC7D5"/>
+            </w:tcBorders>
             <w:vAlign w:val="center"/>
           </w:tcPr>
           <w:p>
@@ -456,8 +840,12 @@
         </w:tc>
         <w:tc>
           <w:tcPr>
-            <w:tcW w:w="9632" w:type="dxa"/>
-            <w:tcBorders/>
+            <w:tcW w:w="9602" w:type="dxa"/>
+            <w:tcBorders>
+              <w:left w:val="single" w:sz="2" w:space="0" w:color="BFC7D5"/>
+              <w:bottom w:val="single" w:sz="2" w:space="0" w:color="BFC7D5"/>
+              <w:right w:val="single" w:sz="6" w:space="0" w:color="BFC7D5"/>
+            </w:tcBorders>
             <w:vAlign w:val="center"/>
           </w:tcPr>
           <w:p>
@@ -481,8 +869,12 @@
         <w:trPr/>
         <w:tc>
           <w:tcPr>
-            <w:tcW w:w="1707" w:type="dxa"/>
-            <w:tcBorders/>
+            <w:tcW w:w="1737" w:type="dxa"/>
+            <w:tcBorders>
+              <w:left w:val="single" w:sz="6" w:space="0" w:color="BFC7D5"/>
+              <w:bottom w:val="single" w:sz="2" w:space="0" w:color="BFC7D5"/>
+              <w:right w:val="single" w:sz="6" w:space="0" w:color="BFC7D5"/>
+            </w:tcBorders>
             <w:vAlign w:val="center"/>
           </w:tcPr>
           <w:p>
@@ -501,8 +893,12 @@
         </w:tc>
         <w:tc>
           <w:tcPr>
-            <w:tcW w:w="9632" w:type="dxa"/>
-            <w:tcBorders/>
+            <w:tcW w:w="9602" w:type="dxa"/>
+            <w:tcBorders>
+              <w:left w:val="single" w:sz="2" w:space="0" w:color="BFC7D5"/>
+              <w:bottom w:val="single" w:sz="2" w:space="0" w:color="BFC7D5"/>
+              <w:right w:val="single" w:sz="6" w:space="0" w:color="BFC7D5"/>
+            </w:tcBorders>
             <w:vAlign w:val="center"/>
           </w:tcPr>
           <w:p>
@@ -526,8 +922,12 @@
         <w:trPr/>
         <w:tc>
           <w:tcPr>
-            <w:tcW w:w="1707" w:type="dxa"/>
-            <w:tcBorders/>
+            <w:tcW w:w="1737" w:type="dxa"/>
+            <w:tcBorders>
+              <w:left w:val="single" w:sz="6" w:space="0" w:color="BFC7D5"/>
+              <w:bottom w:val="single" w:sz="2" w:space="0" w:color="BFC7D5"/>
+              <w:right w:val="single" w:sz="6" w:space="0" w:color="BFC7D5"/>
+            </w:tcBorders>
             <w:vAlign w:val="center"/>
           </w:tcPr>
           <w:p>
@@ -546,8 +946,12 @@
         </w:tc>
         <w:tc>
           <w:tcPr>
-            <w:tcW w:w="9632" w:type="dxa"/>
-            <w:tcBorders/>
+            <w:tcW w:w="9602" w:type="dxa"/>
+            <w:tcBorders>
+              <w:left w:val="single" w:sz="2" w:space="0" w:color="BFC7D5"/>
+              <w:bottom w:val="single" w:sz="2" w:space="0" w:color="BFC7D5"/>
+              <w:right w:val="single" w:sz="6" w:space="0" w:color="BFC7D5"/>
+            </w:tcBorders>
             <w:vAlign w:val="center"/>
           </w:tcPr>
           <w:p>
@@ -571,8 +975,12 @@
         <w:trPr/>
         <w:tc>
           <w:tcPr>
-            <w:tcW w:w="1707" w:type="dxa"/>
-            <w:tcBorders/>
+            <w:tcW w:w="1737" w:type="dxa"/>
+            <w:tcBorders>
+              <w:left w:val="single" w:sz="6" w:space="0" w:color="BFC7D5"/>
+              <w:bottom w:val="single" w:sz="2" w:space="0" w:color="BFC7D5"/>
+              <w:right w:val="single" w:sz="6" w:space="0" w:color="BFC7D5"/>
+            </w:tcBorders>
             <w:vAlign w:val="center"/>
           </w:tcPr>
           <w:p>
@@ -591,8 +999,12 @@
         </w:tc>
         <w:tc>
           <w:tcPr>
-            <w:tcW w:w="9632" w:type="dxa"/>
-            <w:tcBorders/>
+            <w:tcW w:w="9602" w:type="dxa"/>
+            <w:tcBorders>
+              <w:left w:val="single" w:sz="2" w:space="0" w:color="BFC7D5"/>
+              <w:bottom w:val="single" w:sz="2" w:space="0" w:color="BFC7D5"/>
+              <w:right w:val="single" w:sz="6" w:space="0" w:color="BFC7D5"/>
+            </w:tcBorders>
             <w:vAlign w:val="center"/>
           </w:tcPr>
           <w:p>
@@ -618,8 +1030,12 @@
         <w:trPr/>
         <w:tc>
           <w:tcPr>
-            <w:tcW w:w="1707" w:type="dxa"/>
-            <w:tcBorders/>
+            <w:tcW w:w="1737" w:type="dxa"/>
+            <w:tcBorders>
+              <w:left w:val="single" w:sz="6" w:space="0" w:color="BFC7D5"/>
+              <w:bottom w:val="single" w:sz="2" w:space="0" w:color="BFC7D5"/>
+              <w:right w:val="single" w:sz="6" w:space="0" w:color="BFC7D5"/>
+            </w:tcBorders>
             <w:vAlign w:val="center"/>
           </w:tcPr>
           <w:p>
@@ -638,8 +1054,12 @@
         </w:tc>
         <w:tc>
           <w:tcPr>
-            <w:tcW w:w="9632" w:type="dxa"/>
-            <w:tcBorders/>
+            <w:tcW w:w="9602" w:type="dxa"/>
+            <w:tcBorders>
+              <w:left w:val="single" w:sz="2" w:space="0" w:color="BFC7D5"/>
+              <w:bottom w:val="single" w:sz="2" w:space="0" w:color="BFC7D5"/>
+              <w:right w:val="single" w:sz="6" w:space="0" w:color="BFC7D5"/>
+            </w:tcBorders>
             <w:vAlign w:val="center"/>
           </w:tcPr>
           <w:p>
@@ -671,8 +1091,12 @@
         <w:trPr/>
         <w:tc>
           <w:tcPr>
-            <w:tcW w:w="1707" w:type="dxa"/>
-            <w:tcBorders/>
+            <w:tcW w:w="1737" w:type="dxa"/>
+            <w:tcBorders>
+              <w:left w:val="single" w:sz="6" w:space="0" w:color="BFC7D5"/>
+              <w:bottom w:val="single" w:sz="6" w:space="0" w:color="BFC7D5"/>
+              <w:right w:val="single" w:sz="6" w:space="0" w:color="BFC7D5"/>
+            </w:tcBorders>
             <w:vAlign w:val="center"/>
           </w:tcPr>
           <w:p>
@@ -691,8 +1115,12 @@
         </w:tc>
         <w:tc>
           <w:tcPr>
-            <w:tcW w:w="9632" w:type="dxa"/>
-            <w:tcBorders/>
+            <w:tcW w:w="9602" w:type="dxa"/>
+            <w:tcBorders>
+              <w:left w:val="single" w:sz="2" w:space="0" w:color="BFC7D5"/>
+              <w:bottom w:val="single" w:sz="6" w:space="0" w:color="BFC7D5"/>
+              <w:right w:val="single" w:sz="6" w:space="0" w:color="BFC7D5"/>
+            </w:tcBorders>
             <w:vAlign w:val="center"/>
           </w:tcPr>
           <w:p>
@@ -729,20 +1157,20 @@
     </w:p>
     <w:tbl>
       <w:tblPr>
-        <w:tblW w:w="5582" w:type="dxa"/>
+        <w:tblW w:w="5000" w:type="pct"/>
         <w:jc w:val="left"/>
-        <w:tblInd w:w="0" w:type="dxa"/>
+        <w:tblInd w:w="-7" w:type="dxa"/>
         <w:tblLayout w:type="fixed"/>
         <w:tblCellMar>
-          <w:top w:w="28" w:type="dxa"/>
-          <w:left w:w="28" w:type="dxa"/>
-          <w:bottom w:w="28" w:type="dxa"/>
-          <w:right w:w="28" w:type="dxa"/>
+          <w:top w:w="60" w:type="dxa"/>
+          <w:left w:w="60" w:type="dxa"/>
+          <w:bottom w:w="60" w:type="dxa"/>
+          <w:right w:w="60" w:type="dxa"/>
         </w:tblCellMar>
       </w:tblPr>
       <w:tblGrid>
-        <w:gridCol w:w="1231"/>
-        <w:gridCol w:w="4351"/>
+        <w:gridCol w:w="2551"/>
+        <w:gridCol w:w="8787"/>
       </w:tblGrid>
       <w:tr>
         <w:trPr>
@@ -750,44 +1178,60 @@
         </w:trPr>
         <w:tc>
           <w:tcPr>
-            <w:tcW w:w="1231" w:type="dxa"/>
-            <w:tcBorders/>
+            <w:tcW w:w="2551" w:type="dxa"/>
+            <w:tcBorders>
+              <w:top w:val="single" w:sz="6" w:space="0" w:color="BFC7D5"/>
+              <w:left w:val="single" w:sz="6" w:space="0" w:color="BFC7D5"/>
+              <w:bottom w:val="single" w:sz="2" w:space="0" w:color="BFC7D5"/>
+              <w:right w:val="single" w:sz="6" w:space="0" w:color="BFC7D5"/>
+            </w:tcBorders>
+            <w:shd w:fill="1F3A5F" w:val="clear"/>
             <w:vAlign w:val="center"/>
           </w:tcPr>
           <w:p>
             <w:pPr>
               <w:pStyle w:val="TableHeading"/>
-              <w:suppressLineNumbers/>
-              <w:shd w:fill="1F3A5F" w:val="clear"/>
-              <w:bidi w:val="0"/>
-              <w:spacing w:before="0" w:after="283"/>
-              <w:jc w:val="center"/>
-              <w:rPr/>
-            </w:pPr>
-            <w:r>
-              <w:rPr/>
+              <w:bidi w:val="0"/>
+              <w:spacing w:before="0" w:after="283"/>
+              <w:jc w:val="left"/>
+              <w:rPr>
+                <w:color w:val="FFFFFF"/>
+              </w:rPr>
+            </w:pPr>
+            <w:r>
+              <w:rPr>
+                <w:color w:val="FFFFFF"/>
+              </w:rPr>
               <w:t>Field</w:t>
             </w:r>
           </w:p>
         </w:tc>
         <w:tc>
           <w:tcPr>
-            <w:tcW w:w="4351" w:type="dxa"/>
-            <w:tcBorders/>
+            <w:tcW w:w="8787" w:type="dxa"/>
+            <w:tcBorders>
+              <w:top w:val="single" w:sz="6" w:space="0" w:color="BFC7D5"/>
+              <w:left w:val="single" w:sz="2" w:space="0" w:color="BFC7D5"/>
+              <w:bottom w:val="single" w:sz="2" w:space="0" w:color="BFC7D5"/>
+              <w:right w:val="single" w:sz="6" w:space="0" w:color="BFC7D5"/>
+            </w:tcBorders>
+            <w:shd w:fill="1F3A5F" w:val="clear"/>
             <w:vAlign w:val="center"/>
           </w:tcPr>
           <w:p>
             <w:pPr>
               <w:pStyle w:val="TableHeading"/>
-              <w:suppressLineNumbers/>
-              <w:shd w:fill="1F3A5F" w:val="clear"/>
-              <w:bidi w:val="0"/>
-              <w:spacing w:before="0" w:after="283"/>
-              <w:jc w:val="center"/>
-              <w:rPr/>
-            </w:pPr>
-            <w:r>
-              <w:rPr/>
+              <w:bidi w:val="0"/>
+              <w:spacing w:before="0" w:after="283"/>
+              <w:jc w:val="left"/>
+              <w:rPr>
+                <w:color w:val="FFFFFF"/>
+              </w:rPr>
+            </w:pPr>
+            <w:r>
+              <w:rPr>
+                <w:color w:val="FFFFFF"/>
+              </w:rPr>
               <w:t>Entry</w:t>
             </w:r>
           </w:p>
@@ -797,8 +1241,12 @@
         <w:trPr/>
         <w:tc>
           <w:tcPr>
-            <w:tcW w:w="1231" w:type="dxa"/>
-            <w:tcBorders/>
+            <w:tcW w:w="2551" w:type="dxa"/>
+            <w:tcBorders>
+              <w:left w:val="single" w:sz="6" w:space="0" w:color="BFC7D5"/>
+              <w:bottom w:val="single" w:sz="2" w:space="0" w:color="BFC7D5"/>
+              <w:right w:val="single" w:sz="6" w:space="0" w:color="BFC7D5"/>
+            </w:tcBorders>
             <w:vAlign w:val="center"/>
           </w:tcPr>
           <w:p>
@@ -817,8 +1265,12 @@
         </w:tc>
         <w:tc>
           <w:tcPr>
-            <w:tcW w:w="4351" w:type="dxa"/>
-            <w:tcBorders/>
+            <w:tcW w:w="8787" w:type="dxa"/>
+            <w:tcBorders>
+              <w:left w:val="single" w:sz="2" w:space="0" w:color="BFC7D5"/>
+              <w:bottom w:val="single" w:sz="2" w:space="0" w:color="BFC7D5"/>
+              <w:right w:val="single" w:sz="6" w:space="0" w:color="BFC7D5"/>
+            </w:tcBorders>
             <w:vAlign w:val="center"/>
           </w:tcPr>
           <w:p>
@@ -842,8 +1294,12 @@
         <w:trPr/>
         <w:tc>
           <w:tcPr>
-            <w:tcW w:w="1231" w:type="dxa"/>
-            <w:tcBorders/>
+            <w:tcW w:w="2551" w:type="dxa"/>
+            <w:tcBorders>
+              <w:left w:val="single" w:sz="6" w:space="0" w:color="BFC7D5"/>
+              <w:bottom w:val="single" w:sz="2" w:space="0" w:color="BFC7D5"/>
+              <w:right w:val="single" w:sz="6" w:space="0" w:color="BFC7D5"/>
+            </w:tcBorders>
             <w:vAlign w:val="center"/>
           </w:tcPr>
           <w:p>
@@ -862,8 +1318,12 @@
         </w:tc>
         <w:tc>
           <w:tcPr>
-            <w:tcW w:w="4351" w:type="dxa"/>
-            <w:tcBorders/>
+            <w:tcW w:w="8787" w:type="dxa"/>
+            <w:tcBorders>
+              <w:left w:val="single" w:sz="2" w:space="0" w:color="BFC7D5"/>
+              <w:bottom w:val="single" w:sz="2" w:space="0" w:color="BFC7D5"/>
+              <w:right w:val="single" w:sz="6" w:space="0" w:color="BFC7D5"/>
+            </w:tcBorders>
             <w:vAlign w:val="center"/>
           </w:tcPr>
           <w:p>
@@ -887,8 +1347,12 @@
         <w:trPr/>
         <w:tc>
           <w:tcPr>
-            <w:tcW w:w="1231" w:type="dxa"/>
-            <w:tcBorders/>
+            <w:tcW w:w="2551" w:type="dxa"/>
+            <w:tcBorders>
+              <w:left w:val="single" w:sz="6" w:space="0" w:color="BFC7D5"/>
+              <w:bottom w:val="single" w:sz="6" w:space="0" w:color="BFC7D5"/>
+              <w:right w:val="single" w:sz="6" w:space="0" w:color="BFC7D5"/>
+            </w:tcBorders>
             <w:vAlign w:val="center"/>
           </w:tcPr>
           <w:p>
@@ -907,8 +1371,12 @@
         </w:tc>
         <w:tc>
           <w:tcPr>
-            <w:tcW w:w="4351" w:type="dxa"/>
-            <w:tcBorders/>
+            <w:tcW w:w="8787" w:type="dxa"/>
+            <w:tcBorders>
+              <w:left w:val="single" w:sz="2" w:space="0" w:color="BFC7D5"/>
+              <w:bottom w:val="single" w:sz="6" w:space="0" w:color="BFC7D5"/>
+              <w:right w:val="single" w:sz="6" w:space="0" w:color="BFC7D5"/>
+            </w:tcBorders>
             <w:vAlign w:val="center"/>
           </w:tcPr>
           <w:p>
@@ -953,20 +1421,20 @@
     </w:p>
     <w:tbl>
       <w:tblPr>
-        <w:tblW w:w="6152" w:type="dxa"/>
+        <w:tblW w:w="5000" w:type="pct"/>
         <w:jc w:val="left"/>
-        <w:tblInd w:w="0" w:type="dxa"/>
+        <w:tblInd w:w="-7" w:type="dxa"/>
         <w:tblLayout w:type="fixed"/>
         <w:tblCellMar>
-          <w:top w:w="28" w:type="dxa"/>
-          <w:left w:w="28" w:type="dxa"/>
-          <w:bottom w:w="28" w:type="dxa"/>
-          <w:right w:w="28" w:type="dxa"/>
+          <w:top w:w="60" w:type="dxa"/>
+          <w:left w:w="60" w:type="dxa"/>
+          <w:bottom w:w="60" w:type="dxa"/>
+          <w:right w:w="60" w:type="dxa"/>
         </w:tblCellMar>
       </w:tblPr>
       <w:tblGrid>
-        <w:gridCol w:w="2641"/>
-        <w:gridCol w:w="3511"/>
+        <w:gridCol w:w="4899"/>
+        <w:gridCol w:w="6439"/>
       </w:tblGrid>
       <w:tr>
         <w:trPr>
@@ -974,44 +1442,60 @@
         </w:trPr>
         <w:tc>
           <w:tcPr>
-            <w:tcW w:w="2641" w:type="dxa"/>
-            <w:tcBorders/>
+            <w:tcW w:w="4899" w:type="dxa"/>
+            <w:tcBorders>
+              <w:top w:val="single" w:sz="6" w:space="0" w:color="BFC7D5"/>
+              <w:left w:val="single" w:sz="6" w:space="0" w:color="BFC7D5"/>
+              <w:bottom w:val="single" w:sz="2" w:space="0" w:color="BFC7D5"/>
+              <w:right w:val="single" w:sz="6" w:space="0" w:color="BFC7D5"/>
+            </w:tcBorders>
+            <w:shd w:fill="1F3A5F" w:val="clear"/>
             <w:vAlign w:val="center"/>
           </w:tcPr>
           <w:p>
             <w:pPr>
               <w:pStyle w:val="TableHeading"/>
-              <w:suppressLineNumbers/>
-              <w:shd w:fill="1F3A5F" w:val="clear"/>
-              <w:bidi w:val="0"/>
-              <w:spacing w:before="0" w:after="283"/>
-              <w:jc w:val="center"/>
-              <w:rPr/>
-            </w:pPr>
-            <w:r>
-              <w:rPr/>
+              <w:bidi w:val="0"/>
+              <w:spacing w:before="0" w:after="283"/>
+              <w:jc w:val="left"/>
+              <w:rPr>
+                <w:color w:val="FFFFFF"/>
+              </w:rPr>
+            </w:pPr>
+            <w:r>
+              <w:rPr>
+                <w:color w:val="FFFFFF"/>
+              </w:rPr>
               <w:t>Interested party</w:t>
             </w:r>
           </w:p>
         </w:tc>
         <w:tc>
           <w:tcPr>
-            <w:tcW w:w="3511" w:type="dxa"/>
-            <w:tcBorders/>
+            <w:tcW w:w="6439" w:type="dxa"/>
+            <w:tcBorders>
+              <w:top w:val="single" w:sz="6" w:space="0" w:color="BFC7D5"/>
+              <w:left w:val="single" w:sz="2" w:space="0" w:color="BFC7D5"/>
+              <w:bottom w:val="single" w:sz="2" w:space="0" w:color="BFC7D5"/>
+              <w:right w:val="single" w:sz="6" w:space="0" w:color="BFC7D5"/>
+            </w:tcBorders>
+            <w:shd w:fill="1F3A5F" w:val="clear"/>
             <w:vAlign w:val="center"/>
           </w:tcPr>
           <w:p>
             <w:pPr>
               <w:pStyle w:val="TableHeading"/>
-              <w:suppressLineNumbers/>
-              <w:shd w:fill="1F3A5F" w:val="clear"/>
-              <w:bidi w:val="0"/>
-              <w:spacing w:before="0" w:after="283"/>
-              <w:jc w:val="center"/>
-              <w:rPr/>
-            </w:pPr>
-            <w:r>
-              <w:rPr/>
+              <w:bidi w:val="0"/>
+              <w:spacing w:before="0" w:after="283"/>
+              <w:jc w:val="left"/>
+              <w:rPr>
+                <w:color w:val="FFFFFF"/>
+              </w:rPr>
+            </w:pPr>
+            <w:r>
+              <w:rPr>
+                <w:color w:val="FFFFFF"/>
+              </w:rPr>
               <w:t>How they are affected</w:t>
             </w:r>
           </w:p>
@@ -1021,8 +1505,12 @@
         <w:trPr/>
         <w:tc>
           <w:tcPr>
-            <w:tcW w:w="2641" w:type="dxa"/>
-            <w:tcBorders/>
+            <w:tcW w:w="4899" w:type="dxa"/>
+            <w:tcBorders>
+              <w:left w:val="single" w:sz="6" w:space="0" w:color="BFC7D5"/>
+              <w:bottom w:val="single" w:sz="2" w:space="0" w:color="BFC7D5"/>
+              <w:right w:val="single" w:sz="6" w:space="0" w:color="BFC7D5"/>
+            </w:tcBorders>
             <w:vAlign w:val="center"/>
           </w:tcPr>
           <w:p>
@@ -1043,8 +1531,12 @@
         </w:tc>
         <w:tc>
           <w:tcPr>
-            <w:tcW w:w="3511" w:type="dxa"/>
-            <w:tcBorders/>
+            <w:tcW w:w="6439" w:type="dxa"/>
+            <w:tcBorders>
+              <w:left w:val="single" w:sz="2" w:space="0" w:color="BFC7D5"/>
+              <w:bottom w:val="single" w:sz="2" w:space="0" w:color="BFC7D5"/>
+              <w:right w:val="single" w:sz="6" w:space="0" w:color="BFC7D5"/>
+            </w:tcBorders>
             <w:vAlign w:val="center"/>
           </w:tcPr>
           <w:p>
@@ -1068,8 +1560,12 @@
         <w:trPr/>
         <w:tc>
           <w:tcPr>
-            <w:tcW w:w="2641" w:type="dxa"/>
-            <w:tcBorders/>
+            <w:tcW w:w="4899" w:type="dxa"/>
+            <w:tcBorders>
+              <w:left w:val="single" w:sz="6" w:space="0" w:color="BFC7D5"/>
+              <w:bottom w:val="single" w:sz="6" w:space="0" w:color="BFC7D5"/>
+              <w:right w:val="single" w:sz="6" w:space="0" w:color="BFC7D5"/>
+            </w:tcBorders>
             <w:vAlign w:val="center"/>
           </w:tcPr>
           <w:p>
@@ -1090,8 +1586,12 @@
         </w:tc>
         <w:tc>
           <w:tcPr>
-            <w:tcW w:w="3511" w:type="dxa"/>
-            <w:tcBorders/>
+            <w:tcW w:w="6439" w:type="dxa"/>
+            <w:tcBorders>
+              <w:left w:val="single" w:sz="2" w:space="0" w:color="BFC7D5"/>
+              <w:bottom w:val="single" w:sz="6" w:space="0" w:color="BFC7D5"/>
+              <w:right w:val="single" w:sz="6" w:space="0" w:color="BFC7D5"/>
+            </w:tcBorders>
             <w:vAlign w:val="center"/>
           </w:tcPr>
           <w:p>
@@ -1140,21 +1640,21 @@
     </w:p>
     <w:tbl>
       <w:tblPr>
-        <w:tblW w:w="7503" w:type="dxa"/>
+        <w:tblW w:w="5000" w:type="pct"/>
         <w:jc w:val="left"/>
-        <w:tblInd w:w="0" w:type="dxa"/>
+        <w:tblInd w:w="-7" w:type="dxa"/>
         <w:tblLayout w:type="fixed"/>
         <w:tblCellMar>
-          <w:top w:w="28" w:type="dxa"/>
-          <w:left w:w="28" w:type="dxa"/>
-          <w:bottom w:w="28" w:type="dxa"/>
-          <w:right w:w="28" w:type="dxa"/>
+          <w:top w:w="60" w:type="dxa"/>
+          <w:left w:w="60" w:type="dxa"/>
+          <w:bottom w:w="60" w:type="dxa"/>
+          <w:right w:w="60" w:type="dxa"/>
         </w:tblCellMar>
       </w:tblPr>
       <w:tblGrid>
-        <w:gridCol w:w="571"/>
-        <w:gridCol w:w="1231"/>
-        <w:gridCol w:w="5701"/>
+        <w:gridCol w:w="905"/>
+        <w:gridCol w:w="1894"/>
+        <w:gridCol w:w="8539"/>
       </w:tblGrid>
       <w:tr>
         <w:trPr>
@@ -1162,66 +1662,90 @@
         </w:trPr>
         <w:tc>
           <w:tcPr>
-            <w:tcW w:w="571" w:type="dxa"/>
-            <w:tcBorders/>
+            <w:tcW w:w="905" w:type="dxa"/>
+            <w:tcBorders>
+              <w:top w:val="single" w:sz="6" w:space="0" w:color="BFC7D5"/>
+              <w:left w:val="single" w:sz="6" w:space="0" w:color="BFC7D5"/>
+              <w:bottom w:val="single" w:sz="2" w:space="0" w:color="BFC7D5"/>
+              <w:right w:val="single" w:sz="6" w:space="0" w:color="BFC7D5"/>
+            </w:tcBorders>
+            <w:shd w:fill="1F3A5F" w:val="clear"/>
             <w:vAlign w:val="center"/>
           </w:tcPr>
           <w:p>
             <w:pPr>
               <w:pStyle w:val="TableHeading"/>
-              <w:suppressLineNumbers/>
-              <w:shd w:fill="1F3A5F" w:val="clear"/>
-              <w:bidi w:val="0"/>
-              <w:spacing w:before="0" w:after="283"/>
-              <w:jc w:val="center"/>
-              <w:rPr/>
-            </w:pPr>
-            <w:r>
-              <w:rPr/>
+              <w:bidi w:val="0"/>
+              <w:spacing w:before="0" w:after="283"/>
+              <w:jc w:val="left"/>
+              <w:rPr>
+                <w:color w:val="FFFFFF"/>
+              </w:rPr>
+            </w:pPr>
+            <w:r>
+              <w:rPr>
+                <w:color w:val="FFFFFF"/>
+              </w:rPr>
               <w:t>Level</w:t>
             </w:r>
           </w:p>
         </w:tc>
         <w:tc>
           <w:tcPr>
-            <w:tcW w:w="1231" w:type="dxa"/>
-            <w:tcBorders/>
+            <w:tcW w:w="1894" w:type="dxa"/>
+            <w:tcBorders>
+              <w:top w:val="single" w:sz="6" w:space="0" w:color="BFC7D5"/>
+              <w:left w:val="single" w:sz="2" w:space="0" w:color="BFC7D5"/>
+              <w:bottom w:val="single" w:sz="2" w:space="0" w:color="BFC7D5"/>
+              <w:right w:val="single" w:sz="6" w:space="0" w:color="BFC7D5"/>
+            </w:tcBorders>
+            <w:shd w:fill="1F3A5F" w:val="clear"/>
             <w:vAlign w:val="center"/>
           </w:tcPr>
           <w:p>
             <w:pPr>
               <w:pStyle w:val="TableHeading"/>
-              <w:suppressLineNumbers/>
-              <w:shd w:fill="1F3A5F" w:val="clear"/>
-              <w:bidi w:val="0"/>
-              <w:spacing w:before="0" w:after="283"/>
-              <w:jc w:val="center"/>
-              <w:rPr/>
-            </w:pPr>
-            <w:r>
-              <w:rPr/>
+              <w:bidi w:val="0"/>
+              <w:spacing w:before="0" w:after="283"/>
+              <w:jc w:val="left"/>
+              <w:rPr>
+                <w:color w:val="FFFFFF"/>
+              </w:rPr>
+            </w:pPr>
+            <w:r>
+              <w:rPr>
+                <w:color w:val="FFFFFF"/>
+              </w:rPr>
               <w:t>Name</w:t>
             </w:r>
           </w:p>
         </w:tc>
         <w:tc>
           <w:tcPr>
-            <w:tcW w:w="5701" w:type="dxa"/>
-            <w:tcBorders/>
+            <w:tcW w:w="8539" w:type="dxa"/>
+            <w:tcBorders>
+              <w:top w:val="single" w:sz="6" w:space="0" w:color="BFC7D5"/>
+              <w:left w:val="single" w:sz="2" w:space="0" w:color="BFC7D5"/>
+              <w:bottom w:val="single" w:sz="2" w:space="0" w:color="BFC7D5"/>
+              <w:right w:val="single" w:sz="6" w:space="0" w:color="BFC7D5"/>
+            </w:tcBorders>
+            <w:shd w:fill="1F3A5F" w:val="clear"/>
             <w:vAlign w:val="center"/>
           </w:tcPr>
           <w:p>
             <w:pPr>
               <w:pStyle w:val="TableHeading"/>
-              <w:suppressLineNumbers/>
-              <w:shd w:fill="1F3A5F" w:val="clear"/>
-              <w:bidi w:val="0"/>
-              <w:spacing w:before="0" w:after="283"/>
-              <w:jc w:val="center"/>
-              <w:rPr/>
-            </w:pPr>
-            <w:r>
-              <w:rPr/>
+              <w:bidi w:val="0"/>
+              <w:spacing w:before="0" w:after="283"/>
+              <w:jc w:val="left"/>
+              <w:rPr>
+                <w:color w:val="FFFFFF"/>
+              </w:rPr>
+            </w:pPr>
+            <w:r>
+              <w:rPr>
+                <w:color w:val="FFFFFF"/>
+              </w:rPr>
               <w:t>Meaning</w:t>
             </w:r>
           </w:p>
@@ -1231,8 +1755,12 @@
         <w:trPr/>
         <w:tc>
           <w:tcPr>
-            <w:tcW w:w="571" w:type="dxa"/>
-            <w:tcBorders/>
+            <w:tcW w:w="905" w:type="dxa"/>
+            <w:tcBorders>
+              <w:left w:val="single" w:sz="6" w:space="0" w:color="BFC7D5"/>
+              <w:bottom w:val="single" w:sz="2" w:space="0" w:color="BFC7D5"/>
+              <w:right w:val="single" w:sz="6" w:space="0" w:color="BFC7D5"/>
+            </w:tcBorders>
             <w:vAlign w:val="center"/>
           </w:tcPr>
           <w:p>
@@ -1251,8 +1779,12 @@
         </w:tc>
         <w:tc>
           <w:tcPr>
-            <w:tcW w:w="1231" w:type="dxa"/>
-            <w:tcBorders/>
+            <w:tcW w:w="1894" w:type="dxa"/>
+            <w:tcBorders>
+              <w:left w:val="single" w:sz="2" w:space="0" w:color="BFC7D5"/>
+              <w:bottom w:val="single" w:sz="2" w:space="0" w:color="BFC7D5"/>
+              <w:right w:val="single" w:sz="6" w:space="0" w:color="BFC7D5"/>
+            </w:tcBorders>
             <w:vAlign w:val="center"/>
           </w:tcPr>
           <w:p>
@@ -1271,8 +1803,12 @@
         </w:tc>
         <w:tc>
           <w:tcPr>
-            <w:tcW w:w="5701" w:type="dxa"/>
-            <w:tcBorders/>
+            <w:tcW w:w="8539" w:type="dxa"/>
+            <w:tcBorders>
+              <w:left w:val="single" w:sz="2" w:space="0" w:color="BFC7D5"/>
+              <w:bottom w:val="single" w:sz="2" w:space="0" w:color="BFC7D5"/>
+              <w:right w:val="single" w:sz="6" w:space="0" w:color="BFC7D5"/>
+            </w:tcBorders>
             <w:vAlign w:val="center"/>
           </w:tcPr>
           <w:p>
@@ -1294,8 +1830,12 @@
         <w:trPr/>
         <w:tc>
           <w:tcPr>
-            <w:tcW w:w="571" w:type="dxa"/>
-            <w:tcBorders/>
+            <w:tcW w:w="905" w:type="dxa"/>
+            <w:tcBorders>
+              <w:left w:val="single" w:sz="6" w:space="0" w:color="BFC7D5"/>
+              <w:bottom w:val="single" w:sz="2" w:space="0" w:color="BFC7D5"/>
+              <w:right w:val="single" w:sz="6" w:space="0" w:color="BFC7D5"/>
+            </w:tcBorders>
             <w:vAlign w:val="center"/>
           </w:tcPr>
           <w:p>
@@ -1314,8 +1854,12 @@
         </w:tc>
         <w:tc>
           <w:tcPr>
-            <w:tcW w:w="1231" w:type="dxa"/>
-            <w:tcBorders/>
+            <w:tcW w:w="1894" w:type="dxa"/>
+            <w:tcBorders>
+              <w:left w:val="single" w:sz="2" w:space="0" w:color="BFC7D5"/>
+              <w:bottom w:val="single" w:sz="2" w:space="0" w:color="BFC7D5"/>
+              <w:right w:val="single" w:sz="6" w:space="0" w:color="BFC7D5"/>
+            </w:tcBorders>
             <w:vAlign w:val="center"/>
           </w:tcPr>
           <w:p>
@@ -1334,8 +1878,12 @@
         </w:tc>
         <w:tc>
           <w:tcPr>
-            <w:tcW w:w="5701" w:type="dxa"/>
-            <w:tcBorders/>
+            <w:tcW w:w="8539" w:type="dxa"/>
+            <w:tcBorders>
+              <w:left w:val="single" w:sz="2" w:space="0" w:color="BFC7D5"/>
+              <w:bottom w:val="single" w:sz="2" w:space="0" w:color="BFC7D5"/>
+              <w:right w:val="single" w:sz="6" w:space="0" w:color="BFC7D5"/>
+            </w:tcBorders>
             <w:vAlign w:val="center"/>
           </w:tcPr>
           <w:p>
@@ -1357,8 +1905,12 @@
         <w:trPr/>
         <w:tc>
           <w:tcPr>
-            <w:tcW w:w="571" w:type="dxa"/>
-            <w:tcBorders/>
+            <w:tcW w:w="905" w:type="dxa"/>
+            <w:tcBorders>
+              <w:left w:val="single" w:sz="6" w:space="0" w:color="BFC7D5"/>
+              <w:bottom w:val="single" w:sz="2" w:space="0" w:color="BFC7D5"/>
+              <w:right w:val="single" w:sz="6" w:space="0" w:color="BFC7D5"/>
+            </w:tcBorders>
             <w:vAlign w:val="center"/>
           </w:tcPr>
           <w:p>
@@ -1377,8 +1929,12 @@
         </w:tc>
         <w:tc>
           <w:tcPr>
-            <w:tcW w:w="1231" w:type="dxa"/>
-            <w:tcBorders/>
+            <w:tcW w:w="1894" w:type="dxa"/>
+            <w:tcBorders>
+              <w:left w:val="single" w:sz="2" w:space="0" w:color="BFC7D5"/>
+              <w:bottom w:val="single" w:sz="2" w:space="0" w:color="BFC7D5"/>
+              <w:right w:val="single" w:sz="6" w:space="0" w:color="BFC7D5"/>
+            </w:tcBorders>
             <w:vAlign w:val="center"/>
           </w:tcPr>
           <w:p>
@@ -1397,8 +1953,12 @@
         </w:tc>
         <w:tc>
           <w:tcPr>
-            <w:tcW w:w="5701" w:type="dxa"/>
-            <w:tcBorders/>
+            <w:tcW w:w="8539" w:type="dxa"/>
+            <w:tcBorders>
+              <w:left w:val="single" w:sz="2" w:space="0" w:color="BFC7D5"/>
+              <w:bottom w:val="single" w:sz="2" w:space="0" w:color="BFC7D5"/>
+              <w:right w:val="single" w:sz="6" w:space="0" w:color="BFC7D5"/>
+            </w:tcBorders>
             <w:vAlign w:val="center"/>
           </w:tcPr>
           <w:p>
@@ -1420,8 +1980,12 @@
         <w:trPr/>
         <w:tc>
           <w:tcPr>
-            <w:tcW w:w="571" w:type="dxa"/>
-            <w:tcBorders/>
+            <w:tcW w:w="905" w:type="dxa"/>
+            <w:tcBorders>
+              <w:left w:val="single" w:sz="6" w:space="0" w:color="BFC7D5"/>
+              <w:bottom w:val="single" w:sz="2" w:space="0" w:color="BFC7D5"/>
+              <w:right w:val="single" w:sz="6" w:space="0" w:color="BFC7D5"/>
+            </w:tcBorders>
             <w:vAlign w:val="center"/>
           </w:tcPr>
           <w:p>
@@ -1440,8 +2004,12 @@
         </w:tc>
         <w:tc>
           <w:tcPr>
-            <w:tcW w:w="1231" w:type="dxa"/>
-            <w:tcBorders/>
+            <w:tcW w:w="1894" w:type="dxa"/>
+            <w:tcBorders>
+              <w:left w:val="single" w:sz="2" w:space="0" w:color="BFC7D5"/>
+              <w:bottom w:val="single" w:sz="2" w:space="0" w:color="BFC7D5"/>
+              <w:right w:val="single" w:sz="6" w:space="0" w:color="BFC7D5"/>
+            </w:tcBorders>
             <w:vAlign w:val="center"/>
           </w:tcPr>
           <w:p>
@@ -1460,8 +2028,12 @@
         </w:tc>
         <w:tc>
           <w:tcPr>
-            <w:tcW w:w="5701" w:type="dxa"/>
-            <w:tcBorders/>
+            <w:tcW w:w="8539" w:type="dxa"/>
+            <w:tcBorders>
+              <w:left w:val="single" w:sz="2" w:space="0" w:color="BFC7D5"/>
+              <w:bottom w:val="single" w:sz="2" w:space="0" w:color="BFC7D5"/>
+              <w:right w:val="single" w:sz="6" w:space="0" w:color="BFC7D5"/>
+            </w:tcBorders>
             <w:vAlign w:val="center"/>
           </w:tcPr>
           <w:p>
@@ -1483,8 +2055,12 @@
         <w:trPr/>
         <w:tc>
           <w:tcPr>
-            <w:tcW w:w="571" w:type="dxa"/>
-            <w:tcBorders/>
+            <w:tcW w:w="905" w:type="dxa"/>
+            <w:tcBorders>
+              <w:left w:val="single" w:sz="6" w:space="0" w:color="BFC7D5"/>
+              <w:bottom w:val="single" w:sz="6" w:space="0" w:color="BFC7D5"/>
+              <w:right w:val="single" w:sz="6" w:space="0" w:color="BFC7D5"/>
+            </w:tcBorders>
             <w:vAlign w:val="center"/>
           </w:tcPr>
           <w:p>
@@ -1503,8 +2079,12 @@
         </w:tc>
         <w:tc>
           <w:tcPr>
-            <w:tcW w:w="1231" w:type="dxa"/>
-            <w:tcBorders/>
+            <w:tcW w:w="1894" w:type="dxa"/>
+            <w:tcBorders>
+              <w:left w:val="single" w:sz="2" w:space="0" w:color="BFC7D5"/>
+              <w:bottom w:val="single" w:sz="6" w:space="0" w:color="BFC7D5"/>
+              <w:right w:val="single" w:sz="6" w:space="0" w:color="BFC7D5"/>
+            </w:tcBorders>
             <w:vAlign w:val="center"/>
           </w:tcPr>
           <w:p>
@@ -1523,8 +2103,12 @@
         </w:tc>
         <w:tc>
           <w:tcPr>
-            <w:tcW w:w="5701" w:type="dxa"/>
-            <w:tcBorders/>
+            <w:tcW w:w="8539" w:type="dxa"/>
+            <w:tcBorders>
+              <w:left w:val="single" w:sz="2" w:space="0" w:color="BFC7D5"/>
+              <w:bottom w:val="single" w:sz="6" w:space="0" w:color="BFC7D5"/>
+              <w:right w:val="single" w:sz="6" w:space="0" w:color="BFC7D5"/>
+            </w:tcBorders>
             <w:vAlign w:val="center"/>
           </w:tcPr>
           <w:p>
@@ -1559,21 +2143,21 @@
     </w:p>
     <w:tbl>
       <w:tblPr>
-        <w:tblW w:w="11339" w:type="dxa"/>
+        <w:tblW w:w="5000" w:type="pct"/>
         <w:jc w:val="left"/>
-        <w:tblInd w:w="0" w:type="dxa"/>
+        <w:tblInd w:w="-7" w:type="dxa"/>
         <w:tblLayout w:type="fixed"/>
         <w:tblCellMar>
-          <w:top w:w="28" w:type="dxa"/>
-          <w:left w:w="28" w:type="dxa"/>
-          <w:bottom w:w="28" w:type="dxa"/>
-          <w:right w:w="28" w:type="dxa"/>
+          <w:top w:w="60" w:type="dxa"/>
+          <w:left w:w="60" w:type="dxa"/>
+          <w:bottom w:w="60" w:type="dxa"/>
+          <w:right w:w="60" w:type="dxa"/>
         </w:tblCellMar>
       </w:tblPr>
       <w:tblGrid>
-        <w:gridCol w:w="571"/>
-        <w:gridCol w:w="886"/>
-        <w:gridCol w:w="9882"/>
+        <w:gridCol w:w="604"/>
+        <w:gridCol w:w="921"/>
+        <w:gridCol w:w="9814"/>
       </w:tblGrid>
       <w:tr>
         <w:trPr>
@@ -1581,66 +2165,90 @@
         </w:trPr>
         <w:tc>
           <w:tcPr>
-            <w:tcW w:w="571" w:type="dxa"/>
-            <w:tcBorders/>
+            <w:tcW w:w="604" w:type="dxa"/>
+            <w:tcBorders>
+              <w:top w:val="single" w:sz="6" w:space="0" w:color="BFC7D5"/>
+              <w:left w:val="single" w:sz="6" w:space="0" w:color="BFC7D5"/>
+              <w:bottom w:val="single" w:sz="2" w:space="0" w:color="BFC7D5"/>
+              <w:right w:val="single" w:sz="6" w:space="0" w:color="BFC7D5"/>
+            </w:tcBorders>
+            <w:shd w:fill="1F3A5F" w:val="clear"/>
             <w:vAlign w:val="center"/>
           </w:tcPr>
           <w:p>
             <w:pPr>
               <w:pStyle w:val="TableHeading"/>
-              <w:suppressLineNumbers/>
-              <w:shd w:fill="1F3A5F" w:val="clear"/>
-              <w:bidi w:val="0"/>
-              <w:spacing w:before="0" w:after="283"/>
-              <w:jc w:val="center"/>
-              <w:rPr/>
-            </w:pPr>
-            <w:r>
-              <w:rPr/>
+              <w:bidi w:val="0"/>
+              <w:spacing w:before="0" w:after="283"/>
+              <w:jc w:val="left"/>
+              <w:rPr>
+                <w:color w:val="FFFFFF"/>
+              </w:rPr>
+            </w:pPr>
+            <w:r>
+              <w:rPr>
+                <w:color w:val="FFFFFF"/>
+              </w:rPr>
               <w:t>Level</w:t>
             </w:r>
           </w:p>
         </w:tc>
         <w:tc>
           <w:tcPr>
-            <w:tcW w:w="886" w:type="dxa"/>
-            <w:tcBorders/>
+            <w:tcW w:w="921" w:type="dxa"/>
+            <w:tcBorders>
+              <w:top w:val="single" w:sz="6" w:space="0" w:color="BFC7D5"/>
+              <w:left w:val="single" w:sz="2" w:space="0" w:color="BFC7D5"/>
+              <w:bottom w:val="single" w:sz="2" w:space="0" w:color="BFC7D5"/>
+              <w:right w:val="single" w:sz="6" w:space="0" w:color="BFC7D5"/>
+            </w:tcBorders>
+            <w:shd w:fill="1F3A5F" w:val="clear"/>
             <w:vAlign w:val="center"/>
           </w:tcPr>
           <w:p>
             <w:pPr>
               <w:pStyle w:val="TableHeading"/>
-              <w:suppressLineNumbers/>
-              <w:shd w:fill="1F3A5F" w:val="clear"/>
-              <w:bidi w:val="0"/>
-              <w:spacing w:before="0" w:after="283"/>
-              <w:jc w:val="center"/>
-              <w:rPr/>
-            </w:pPr>
-            <w:r>
-              <w:rPr/>
+              <w:bidi w:val="0"/>
+              <w:spacing w:before="0" w:after="283"/>
+              <w:jc w:val="left"/>
+              <w:rPr>
+                <w:color w:val="FFFFFF"/>
+              </w:rPr>
+            </w:pPr>
+            <w:r>
+              <w:rPr>
+                <w:color w:val="FFFFFF"/>
+              </w:rPr>
               <w:t>Name</w:t>
             </w:r>
           </w:p>
         </w:tc>
         <w:tc>
           <w:tcPr>
-            <w:tcW w:w="9882" w:type="dxa"/>
-            <w:tcBorders/>
+            <w:tcW w:w="9814" w:type="dxa"/>
+            <w:tcBorders>
+              <w:top w:val="single" w:sz="6" w:space="0" w:color="BFC7D5"/>
+              <w:left w:val="single" w:sz="2" w:space="0" w:color="BFC7D5"/>
+              <w:bottom w:val="single" w:sz="2" w:space="0" w:color="BFC7D5"/>
+              <w:right w:val="single" w:sz="6" w:space="0" w:color="BFC7D5"/>
+            </w:tcBorders>
+            <w:shd w:fill="1F3A5F" w:val="clear"/>
             <w:vAlign w:val="center"/>
           </w:tcPr>
           <w:p>
             <w:pPr>
               <w:pStyle w:val="TableHeading"/>
-              <w:suppressLineNumbers/>
-              <w:shd w:fill="1F3A5F" w:val="clear"/>
-              <w:bidi w:val="0"/>
-              <w:spacing w:before="0" w:after="283"/>
-              <w:jc w:val="center"/>
-              <w:rPr/>
-            </w:pPr>
-            <w:r>
-              <w:rPr/>
+              <w:bidi w:val="0"/>
+              <w:spacing w:before="0" w:after="283"/>
+              <w:jc w:val="left"/>
+              <w:rPr>
+                <w:color w:val="FFFFFF"/>
+              </w:rPr>
+            </w:pPr>
+            <w:r>
+              <w:rPr>
+                <w:color w:val="FFFFFF"/>
+              </w:rPr>
               <w:t>Meaning for EchoMind Enterprise</w:t>
             </w:r>
           </w:p>
@@ -1650,8 +2258,12 @@
         <w:trPr/>
         <w:tc>
           <w:tcPr>
-            <w:tcW w:w="571" w:type="dxa"/>
-            <w:tcBorders/>
+            <w:tcW w:w="604" w:type="dxa"/>
+            <w:tcBorders>
+              <w:left w:val="single" w:sz="6" w:space="0" w:color="BFC7D5"/>
+              <w:bottom w:val="single" w:sz="2" w:space="0" w:color="BFC7D5"/>
+              <w:right w:val="single" w:sz="6" w:space="0" w:color="BFC7D5"/>
+            </w:tcBorders>
             <w:vAlign w:val="center"/>
           </w:tcPr>
           <w:p>
@@ -1670,8 +2282,12 @@
         </w:tc>
         <w:tc>
           <w:tcPr>
-            <w:tcW w:w="886" w:type="dxa"/>
-            <w:tcBorders/>
+            <w:tcW w:w="921" w:type="dxa"/>
+            <w:tcBorders>
+              <w:left w:val="single" w:sz="2" w:space="0" w:color="BFC7D5"/>
+              <w:bottom w:val="single" w:sz="2" w:space="0" w:color="BFC7D5"/>
+              <w:right w:val="single" w:sz="6" w:space="0" w:color="BFC7D5"/>
+            </w:tcBorders>
             <w:vAlign w:val="center"/>
           </w:tcPr>
           <w:p>
@@ -1690,8 +2306,12 @@
         </w:tc>
         <w:tc>
           <w:tcPr>
-            <w:tcW w:w="9882" w:type="dxa"/>
-            <w:tcBorders/>
+            <w:tcW w:w="9814" w:type="dxa"/>
+            <w:tcBorders>
+              <w:left w:val="single" w:sz="2" w:space="0" w:color="BFC7D5"/>
+              <w:bottom w:val="single" w:sz="2" w:space="0" w:color="BFC7D5"/>
+              <w:right w:val="single" w:sz="6" w:space="0" w:color="BFC7D5"/>
+            </w:tcBorders>
             <w:vAlign w:val="center"/>
           </w:tcPr>
           <w:p>
@@ -1713,8 +2333,12 @@
         <w:trPr/>
         <w:tc>
           <w:tcPr>
-            <w:tcW w:w="571" w:type="dxa"/>
-            <w:tcBorders/>
+            <w:tcW w:w="604" w:type="dxa"/>
+            <w:tcBorders>
+              <w:left w:val="single" w:sz="6" w:space="0" w:color="BFC7D5"/>
+              <w:bottom w:val="single" w:sz="2" w:space="0" w:color="BFC7D5"/>
+              <w:right w:val="single" w:sz="6" w:space="0" w:color="BFC7D5"/>
+            </w:tcBorders>
             <w:vAlign w:val="center"/>
           </w:tcPr>
           <w:p>
@@ -1733,8 +2357,12 @@
         </w:tc>
         <w:tc>
           <w:tcPr>
-            <w:tcW w:w="886" w:type="dxa"/>
-            <w:tcBorders/>
+            <w:tcW w:w="921" w:type="dxa"/>
+            <w:tcBorders>
+              <w:left w:val="single" w:sz="2" w:space="0" w:color="BFC7D5"/>
+              <w:bottom w:val="single" w:sz="2" w:space="0" w:color="BFC7D5"/>
+              <w:right w:val="single" w:sz="6" w:space="0" w:color="BFC7D5"/>
+            </w:tcBorders>
             <w:vAlign w:val="center"/>
           </w:tcPr>
           <w:p>
@@ -1753,8 +2381,12 @@
         </w:tc>
         <w:tc>
           <w:tcPr>
-            <w:tcW w:w="9882" w:type="dxa"/>
-            <w:tcBorders/>
+            <w:tcW w:w="9814" w:type="dxa"/>
+            <w:tcBorders>
+              <w:left w:val="single" w:sz="2" w:space="0" w:color="BFC7D5"/>
+              <w:bottom w:val="single" w:sz="2" w:space="0" w:color="BFC7D5"/>
+              <w:right w:val="single" w:sz="6" w:space="0" w:color="BFC7D5"/>
+            </w:tcBorders>
             <w:vAlign w:val="center"/>
           </w:tcPr>
           <w:p>
@@ -1776,8 +2408,12 @@
         <w:trPr/>
         <w:tc>
           <w:tcPr>
-            <w:tcW w:w="571" w:type="dxa"/>
-            <w:tcBorders/>
+            <w:tcW w:w="604" w:type="dxa"/>
+            <w:tcBorders>
+              <w:left w:val="single" w:sz="6" w:space="0" w:color="BFC7D5"/>
+              <w:bottom w:val="single" w:sz="2" w:space="0" w:color="BFC7D5"/>
+              <w:right w:val="single" w:sz="6" w:space="0" w:color="BFC7D5"/>
+            </w:tcBorders>
             <w:vAlign w:val="center"/>
           </w:tcPr>
           <w:p>
@@ -1796,8 +2432,12 @@
         </w:tc>
         <w:tc>
           <w:tcPr>
-            <w:tcW w:w="886" w:type="dxa"/>
-            <w:tcBorders/>
+            <w:tcW w:w="921" w:type="dxa"/>
+            <w:tcBorders>
+              <w:left w:val="single" w:sz="2" w:space="0" w:color="BFC7D5"/>
+              <w:bottom w:val="single" w:sz="2" w:space="0" w:color="BFC7D5"/>
+              <w:right w:val="single" w:sz="6" w:space="0" w:color="BFC7D5"/>
+            </w:tcBorders>
             <w:vAlign w:val="center"/>
           </w:tcPr>
           <w:p>
@@ -1816,8 +2456,12 @@
         </w:tc>
         <w:tc>
           <w:tcPr>
-            <w:tcW w:w="9882" w:type="dxa"/>
-            <w:tcBorders/>
+            <w:tcW w:w="9814" w:type="dxa"/>
+            <w:tcBorders>
+              <w:left w:val="single" w:sz="2" w:space="0" w:color="BFC7D5"/>
+              <w:bottom w:val="single" w:sz="2" w:space="0" w:color="BFC7D5"/>
+              <w:right w:val="single" w:sz="6" w:space="0" w:color="BFC7D5"/>
+            </w:tcBorders>
             <w:vAlign w:val="center"/>
           </w:tcPr>
           <w:p>
@@ -1839,8 +2483,12 @@
         <w:trPr/>
         <w:tc>
           <w:tcPr>
-            <w:tcW w:w="571" w:type="dxa"/>
-            <w:tcBorders/>
+            <w:tcW w:w="604" w:type="dxa"/>
+            <w:tcBorders>
+              <w:left w:val="single" w:sz="6" w:space="0" w:color="BFC7D5"/>
+              <w:bottom w:val="single" w:sz="2" w:space="0" w:color="BFC7D5"/>
+              <w:right w:val="single" w:sz="6" w:space="0" w:color="BFC7D5"/>
+            </w:tcBorders>
             <w:vAlign w:val="center"/>
           </w:tcPr>
           <w:p>
@@ -1859,8 +2507,12 @@
         </w:tc>
         <w:tc>
           <w:tcPr>
-            <w:tcW w:w="886" w:type="dxa"/>
-            <w:tcBorders/>
+            <w:tcW w:w="921" w:type="dxa"/>
+            <w:tcBorders>
+              <w:left w:val="single" w:sz="2" w:space="0" w:color="BFC7D5"/>
+              <w:bottom w:val="single" w:sz="2" w:space="0" w:color="BFC7D5"/>
+              <w:right w:val="single" w:sz="6" w:space="0" w:color="BFC7D5"/>
+            </w:tcBorders>
             <w:vAlign w:val="center"/>
           </w:tcPr>
           <w:p>
@@ -1879,8 +2531,12 @@
         </w:tc>
         <w:tc>
           <w:tcPr>
-            <w:tcW w:w="9882" w:type="dxa"/>
-            <w:tcBorders/>
+            <w:tcW w:w="9814" w:type="dxa"/>
+            <w:tcBorders>
+              <w:left w:val="single" w:sz="2" w:space="0" w:color="BFC7D5"/>
+              <w:bottom w:val="single" w:sz="2" w:space="0" w:color="BFC7D5"/>
+              <w:right w:val="single" w:sz="6" w:space="0" w:color="BFC7D5"/>
+            </w:tcBorders>
             <w:vAlign w:val="center"/>
           </w:tcPr>
           <w:p>
@@ -1902,8 +2558,12 @@
         <w:trPr/>
         <w:tc>
           <w:tcPr>
-            <w:tcW w:w="571" w:type="dxa"/>
-            <w:tcBorders/>
+            <w:tcW w:w="604" w:type="dxa"/>
+            <w:tcBorders>
+              <w:left w:val="single" w:sz="6" w:space="0" w:color="BFC7D5"/>
+              <w:bottom w:val="single" w:sz="6" w:space="0" w:color="BFC7D5"/>
+              <w:right w:val="single" w:sz="6" w:space="0" w:color="BFC7D5"/>
+            </w:tcBorders>
             <w:vAlign w:val="center"/>
           </w:tcPr>
           <w:p>
@@ -1922,8 +2582,12 @@
         </w:tc>
         <w:tc>
           <w:tcPr>
-            <w:tcW w:w="886" w:type="dxa"/>
-            <w:tcBorders/>
+            <w:tcW w:w="921" w:type="dxa"/>
+            <w:tcBorders>
+              <w:left w:val="single" w:sz="2" w:space="0" w:color="BFC7D5"/>
+              <w:bottom w:val="single" w:sz="6" w:space="0" w:color="BFC7D5"/>
+              <w:right w:val="single" w:sz="6" w:space="0" w:color="BFC7D5"/>
+            </w:tcBorders>
             <w:vAlign w:val="center"/>
           </w:tcPr>
           <w:p>
@@ -1942,8 +2606,12 @@
         </w:tc>
         <w:tc>
           <w:tcPr>
-            <w:tcW w:w="9882" w:type="dxa"/>
-            <w:tcBorders/>
+            <w:tcW w:w="9814" w:type="dxa"/>
+            <w:tcBorders>
+              <w:left w:val="single" w:sz="2" w:space="0" w:color="BFC7D5"/>
+              <w:bottom w:val="single" w:sz="6" w:space="0" w:color="BFC7D5"/>
+              <w:right w:val="single" w:sz="6" w:space="0" w:color="BFC7D5"/>
+            </w:tcBorders>
             <w:vAlign w:val="center"/>
           </w:tcPr>
           <w:p>
@@ -1978,21 +2646,21 @@
     </w:p>
     <w:tbl>
       <w:tblPr>
-        <w:tblW w:w="9723" w:type="dxa"/>
+        <w:tblW w:w="5000" w:type="pct"/>
         <w:jc w:val="left"/>
-        <w:tblInd w:w="0" w:type="dxa"/>
+        <w:tblInd w:w="-7" w:type="dxa"/>
         <w:tblLayout w:type="fixed"/>
         <w:tblCellMar>
-          <w:top w:w="28" w:type="dxa"/>
-          <w:left w:w="28" w:type="dxa"/>
-          <w:bottom w:w="28" w:type="dxa"/>
-          <w:right w:w="28" w:type="dxa"/>
+          <w:top w:w="60" w:type="dxa"/>
+          <w:left w:w="60" w:type="dxa"/>
+          <w:bottom w:w="60" w:type="dxa"/>
+          <w:right w:w="60" w:type="dxa"/>
         </w:tblCellMar>
       </w:tblPr>
       <w:tblGrid>
-        <w:gridCol w:w="616"/>
-        <w:gridCol w:w="736"/>
-        <w:gridCol w:w="8371"/>
+        <w:gridCol w:w="752"/>
+        <w:gridCol w:w="892"/>
+        <w:gridCol w:w="9694"/>
       </w:tblGrid>
       <w:tr>
         <w:trPr>
@@ -2000,66 +2668,90 @@
         </w:trPr>
         <w:tc>
           <w:tcPr>
-            <w:tcW w:w="616" w:type="dxa"/>
-            <w:tcBorders/>
+            <w:tcW w:w="752" w:type="dxa"/>
+            <w:tcBorders>
+              <w:top w:val="single" w:sz="6" w:space="0" w:color="BFC7D5"/>
+              <w:left w:val="single" w:sz="6" w:space="0" w:color="BFC7D5"/>
+              <w:bottom w:val="single" w:sz="2" w:space="0" w:color="BFC7D5"/>
+              <w:right w:val="single" w:sz="6" w:space="0" w:color="BFC7D5"/>
+            </w:tcBorders>
+            <w:shd w:fill="1F3A5F" w:val="clear"/>
             <w:vAlign w:val="center"/>
           </w:tcPr>
           <w:p>
             <w:pPr>
               <w:pStyle w:val="TableHeading"/>
-              <w:suppressLineNumbers/>
-              <w:shd w:fill="1F3A5F" w:val="clear"/>
-              <w:bidi w:val="0"/>
-              <w:spacing w:before="0" w:after="283"/>
-              <w:jc w:val="center"/>
-              <w:rPr/>
-            </w:pPr>
-            <w:r>
-              <w:rPr/>
+              <w:bidi w:val="0"/>
+              <w:spacing w:before="0" w:after="283"/>
+              <w:jc w:val="left"/>
+              <w:rPr>
+                <w:color w:val="FFFFFF"/>
+              </w:rPr>
+            </w:pPr>
+            <w:r>
+              <w:rPr>
+                <w:color w:val="FFFFFF"/>
+              </w:rPr>
               <w:t>Score</w:t>
             </w:r>
           </w:p>
         </w:tc>
         <w:tc>
           <w:tcPr>
-            <w:tcW w:w="736" w:type="dxa"/>
-            <w:tcBorders/>
+            <w:tcW w:w="892" w:type="dxa"/>
+            <w:tcBorders>
+              <w:top w:val="single" w:sz="6" w:space="0" w:color="BFC7D5"/>
+              <w:left w:val="single" w:sz="2" w:space="0" w:color="BFC7D5"/>
+              <w:bottom w:val="single" w:sz="2" w:space="0" w:color="BFC7D5"/>
+              <w:right w:val="single" w:sz="6" w:space="0" w:color="BFC7D5"/>
+            </w:tcBorders>
+            <w:shd w:fill="1F3A5F" w:val="clear"/>
             <w:vAlign w:val="center"/>
           </w:tcPr>
           <w:p>
             <w:pPr>
               <w:pStyle w:val="TableHeading"/>
-              <w:suppressLineNumbers/>
-              <w:shd w:fill="1F3A5F" w:val="clear"/>
-              <w:bidi w:val="0"/>
-              <w:spacing w:before="0" w:after="283"/>
-              <w:jc w:val="center"/>
-              <w:rPr/>
-            </w:pPr>
-            <w:r>
-              <w:rPr/>
+              <w:bidi w:val="0"/>
+              <w:spacing w:before="0" w:after="283"/>
+              <w:jc w:val="left"/>
+              <w:rPr>
+                <w:color w:val="FFFFFF"/>
+              </w:rPr>
+            </w:pPr>
+            <w:r>
+              <w:rPr>
+                <w:color w:val="FFFFFF"/>
+              </w:rPr>
               <w:t>Band</w:t>
             </w:r>
           </w:p>
         </w:tc>
         <w:tc>
           <w:tcPr>
-            <w:tcW w:w="8371" w:type="dxa"/>
-            <w:tcBorders/>
+            <w:tcW w:w="9694" w:type="dxa"/>
+            <w:tcBorders>
+              <w:top w:val="single" w:sz="6" w:space="0" w:color="BFC7D5"/>
+              <w:left w:val="single" w:sz="2" w:space="0" w:color="BFC7D5"/>
+              <w:bottom w:val="single" w:sz="2" w:space="0" w:color="BFC7D5"/>
+              <w:right w:val="single" w:sz="6" w:space="0" w:color="BFC7D5"/>
+            </w:tcBorders>
+            <w:shd w:fill="1F3A5F" w:val="clear"/>
             <w:vAlign w:val="center"/>
           </w:tcPr>
           <w:p>
             <w:pPr>
               <w:pStyle w:val="TableHeading"/>
-              <w:suppressLineNumbers/>
-              <w:shd w:fill="1F3A5F" w:val="clear"/>
-              <w:bidi w:val="0"/>
-              <w:spacing w:before="0" w:after="283"/>
-              <w:jc w:val="center"/>
-              <w:rPr/>
-            </w:pPr>
-            <w:r>
-              <w:rPr/>
+              <w:bidi w:val="0"/>
+              <w:spacing w:before="0" w:after="283"/>
+              <w:jc w:val="left"/>
+              <w:rPr>
+                <w:color w:val="FFFFFF"/>
+              </w:rPr>
+            </w:pPr>
+            <w:r>
+              <w:rPr>
+                <w:color w:val="FFFFFF"/>
+              </w:rPr>
               <w:t>Required response</w:t>
             </w:r>
           </w:p>
@@ -2069,8 +2761,12 @@
         <w:trPr/>
         <w:tc>
           <w:tcPr>
-            <w:tcW w:w="616" w:type="dxa"/>
-            <w:tcBorders/>
+            <w:tcW w:w="752" w:type="dxa"/>
+            <w:tcBorders>
+              <w:left w:val="single" w:sz="6" w:space="0" w:color="BFC7D5"/>
+              <w:bottom w:val="single" w:sz="2" w:space="0" w:color="BFC7D5"/>
+              <w:right w:val="single" w:sz="6" w:space="0" w:color="BFC7D5"/>
+            </w:tcBorders>
             <w:vAlign w:val="center"/>
           </w:tcPr>
           <w:p>
@@ -2089,8 +2785,12 @@
         </w:tc>
         <w:tc>
           <w:tcPr>
-            <w:tcW w:w="736" w:type="dxa"/>
-            <w:tcBorders/>
+            <w:tcW w:w="892" w:type="dxa"/>
+            <w:tcBorders>
+              <w:left w:val="single" w:sz="2" w:space="0" w:color="BFC7D5"/>
+              <w:bottom w:val="single" w:sz="2" w:space="0" w:color="BFC7D5"/>
+              <w:right w:val="single" w:sz="6" w:space="0" w:color="BFC7D5"/>
+            </w:tcBorders>
             <w:vAlign w:val="center"/>
           </w:tcPr>
           <w:p>
@@ -2109,8 +2809,12 @@
         </w:tc>
         <w:tc>
           <w:tcPr>
-            <w:tcW w:w="8371" w:type="dxa"/>
-            <w:tcBorders/>
+            <w:tcW w:w="9694" w:type="dxa"/>
+            <w:tcBorders>
+              <w:left w:val="single" w:sz="2" w:space="0" w:color="BFC7D5"/>
+              <w:bottom w:val="single" w:sz="2" w:space="0" w:color="BFC7D5"/>
+              <w:right w:val="single" w:sz="6" w:space="0" w:color="BFC7D5"/>
+            </w:tcBorders>
             <w:vAlign w:val="center"/>
           </w:tcPr>
           <w:p>
@@ -2132,8 +2836,12 @@
         <w:trPr/>
         <w:tc>
           <w:tcPr>
-            <w:tcW w:w="616" w:type="dxa"/>
-            <w:tcBorders/>
+            <w:tcW w:w="752" w:type="dxa"/>
+            <w:tcBorders>
+              <w:left w:val="single" w:sz="6" w:space="0" w:color="BFC7D5"/>
+              <w:bottom w:val="single" w:sz="2" w:space="0" w:color="BFC7D5"/>
+              <w:right w:val="single" w:sz="6" w:space="0" w:color="BFC7D5"/>
+            </w:tcBorders>
             <w:vAlign w:val="center"/>
           </w:tcPr>
           <w:p>
@@ -2152,8 +2860,12 @@
         </w:tc>
         <w:tc>
           <w:tcPr>
-            <w:tcW w:w="736" w:type="dxa"/>
-            <w:tcBorders/>
+            <w:tcW w:w="892" w:type="dxa"/>
+            <w:tcBorders>
+              <w:left w:val="single" w:sz="2" w:space="0" w:color="BFC7D5"/>
+              <w:bottom w:val="single" w:sz="2" w:space="0" w:color="BFC7D5"/>
+              <w:right w:val="single" w:sz="6" w:space="0" w:color="BFC7D5"/>
+            </w:tcBorders>
             <w:vAlign w:val="center"/>
           </w:tcPr>
           <w:p>
@@ -2172,8 +2884,12 @@
         </w:tc>
         <w:tc>
           <w:tcPr>
-            <w:tcW w:w="8371" w:type="dxa"/>
-            <w:tcBorders/>
+            <w:tcW w:w="9694" w:type="dxa"/>
+            <w:tcBorders>
+              <w:left w:val="single" w:sz="2" w:space="0" w:color="BFC7D5"/>
+              <w:bottom w:val="single" w:sz="2" w:space="0" w:color="BFC7D5"/>
+              <w:right w:val="single" w:sz="6" w:space="0" w:color="BFC7D5"/>
+            </w:tcBorders>
             <w:vAlign w:val="center"/>
           </w:tcPr>
           <w:p>
@@ -2195,8 +2911,12 @@
         <w:trPr/>
         <w:tc>
           <w:tcPr>
-            <w:tcW w:w="616" w:type="dxa"/>
-            <w:tcBorders/>
+            <w:tcW w:w="752" w:type="dxa"/>
+            <w:tcBorders>
+              <w:left w:val="single" w:sz="6" w:space="0" w:color="BFC7D5"/>
+              <w:bottom w:val="single" w:sz="2" w:space="0" w:color="BFC7D5"/>
+              <w:right w:val="single" w:sz="6" w:space="0" w:color="BFC7D5"/>
+            </w:tcBorders>
             <w:vAlign w:val="center"/>
           </w:tcPr>
           <w:p>
@@ -2215,8 +2935,12 @@
         </w:tc>
         <w:tc>
           <w:tcPr>
-            <w:tcW w:w="736" w:type="dxa"/>
-            <w:tcBorders/>
+            <w:tcW w:w="892" w:type="dxa"/>
+            <w:tcBorders>
+              <w:left w:val="single" w:sz="2" w:space="0" w:color="BFC7D5"/>
+              <w:bottom w:val="single" w:sz="2" w:space="0" w:color="BFC7D5"/>
+              <w:right w:val="single" w:sz="6" w:space="0" w:color="BFC7D5"/>
+            </w:tcBorders>
             <w:vAlign w:val="center"/>
           </w:tcPr>
           <w:p>
@@ -2235,8 +2959,12 @@
         </w:tc>
         <w:tc>
           <w:tcPr>
-            <w:tcW w:w="8371" w:type="dxa"/>
-            <w:tcBorders/>
+            <w:tcW w:w="9694" w:type="dxa"/>
+            <w:tcBorders>
+              <w:left w:val="single" w:sz="2" w:space="0" w:color="BFC7D5"/>
+              <w:bottom w:val="single" w:sz="2" w:space="0" w:color="BFC7D5"/>
+              <w:right w:val="single" w:sz="6" w:space="0" w:color="BFC7D5"/>
+            </w:tcBorders>
             <w:vAlign w:val="center"/>
           </w:tcPr>
           <w:p>
@@ -2258,8 +2986,12 @@
         <w:trPr/>
         <w:tc>
           <w:tcPr>
-            <w:tcW w:w="616" w:type="dxa"/>
-            <w:tcBorders/>
+            <w:tcW w:w="752" w:type="dxa"/>
+            <w:tcBorders>
+              <w:left w:val="single" w:sz="6" w:space="0" w:color="BFC7D5"/>
+              <w:bottom w:val="single" w:sz="6" w:space="0" w:color="BFC7D5"/>
+              <w:right w:val="single" w:sz="6" w:space="0" w:color="BFC7D5"/>
+            </w:tcBorders>
             <w:vAlign w:val="center"/>
           </w:tcPr>
           <w:p>
@@ -2278,8 +3010,12 @@
         </w:tc>
         <w:tc>
           <w:tcPr>
-            <w:tcW w:w="736" w:type="dxa"/>
-            <w:tcBorders/>
+            <w:tcW w:w="892" w:type="dxa"/>
+            <w:tcBorders>
+              <w:left w:val="single" w:sz="2" w:space="0" w:color="BFC7D5"/>
+              <w:bottom w:val="single" w:sz="6" w:space="0" w:color="BFC7D5"/>
+              <w:right w:val="single" w:sz="6" w:space="0" w:color="BFC7D5"/>
+            </w:tcBorders>
             <w:vAlign w:val="center"/>
           </w:tcPr>
           <w:p>
@@ -2298,8 +3034,12 @@
         </w:tc>
         <w:tc>
           <w:tcPr>
-            <w:tcW w:w="8371" w:type="dxa"/>
-            <w:tcBorders/>
+            <w:tcW w:w="9694" w:type="dxa"/>
+            <w:tcBorders>
+              <w:left w:val="single" w:sz="2" w:space="0" w:color="BFC7D5"/>
+              <w:bottom w:val="single" w:sz="6" w:space="0" w:color="BFC7D5"/>
+              <w:right w:val="single" w:sz="6" w:space="0" w:color="BFC7D5"/>
+            </w:tcBorders>
             <w:vAlign w:val="center"/>
           </w:tcPr>
           <w:p>
@@ -2332,23 +3072,23 @@
     </w:p>
     <w:tbl>
       <w:tblPr>
-        <w:tblW w:w="6965" w:type="dxa"/>
+        <w:tblW w:w="5000" w:type="pct"/>
         <w:jc w:val="left"/>
-        <w:tblInd w:w="0" w:type="dxa"/>
+        <w:tblInd w:w="-7" w:type="dxa"/>
         <w:tblLayout w:type="fixed"/>
         <w:tblCellMar>
-          <w:top w:w="28" w:type="dxa"/>
-          <w:left w:w="28" w:type="dxa"/>
-          <w:bottom w:w="28" w:type="dxa"/>
-          <w:right w:w="28" w:type="dxa"/>
+          <w:top w:w="60" w:type="dxa"/>
+          <w:left w:w="60" w:type="dxa"/>
+          <w:bottom w:w="60" w:type="dxa"/>
+          <w:right w:w="60" w:type="dxa"/>
         </w:tblCellMar>
       </w:tblPr>
       <w:tblGrid>
-        <w:gridCol w:w="1021"/>
-        <w:gridCol w:w="676"/>
-        <w:gridCol w:w="601"/>
-        <w:gridCol w:w="1156"/>
-        <w:gridCol w:w="3511"/>
+        <w:gridCol w:w="1682"/>
+        <w:gridCol w:w="1134"/>
+        <w:gridCol w:w="1015"/>
+        <w:gridCol w:w="1899"/>
+        <w:gridCol w:w="5608"/>
       </w:tblGrid>
       <w:tr>
         <w:trPr>
@@ -2356,110 +3096,150 @@
         </w:trPr>
         <w:tc>
           <w:tcPr>
-            <w:tcW w:w="1021" w:type="dxa"/>
-            <w:tcBorders/>
+            <w:tcW w:w="1682" w:type="dxa"/>
+            <w:tcBorders>
+              <w:top w:val="single" w:sz="6" w:space="0" w:color="BFC7D5"/>
+              <w:left w:val="single" w:sz="6" w:space="0" w:color="BFC7D5"/>
+              <w:bottom w:val="single" w:sz="2" w:space="0" w:color="BFC7D5"/>
+              <w:right w:val="single" w:sz="6" w:space="0" w:color="BFC7D5"/>
+            </w:tcBorders>
+            <w:shd w:fill="1F3A5F" w:val="clear"/>
             <w:vAlign w:val="center"/>
           </w:tcPr>
           <w:p>
             <w:pPr>
               <w:pStyle w:val="TableHeading"/>
-              <w:suppressLineNumbers/>
-              <w:shd w:fill="1F3A5F" w:val="clear"/>
-              <w:bidi w:val="0"/>
-              <w:spacing w:before="0" w:after="283"/>
-              <w:jc w:val="center"/>
-              <w:rPr/>
-            </w:pPr>
-            <w:r>
-              <w:rPr/>
+              <w:bidi w:val="0"/>
+              <w:spacing w:before="0" w:after="283"/>
+              <w:jc w:val="left"/>
+              <w:rPr>
+                <w:color w:val="FFFFFF"/>
+              </w:rPr>
+            </w:pPr>
+            <w:r>
+              <w:rPr>
+                <w:color w:val="FFFFFF"/>
+              </w:rPr>
               <w:t>Likelihood</w:t>
             </w:r>
           </w:p>
         </w:tc>
         <w:tc>
           <w:tcPr>
-            <w:tcW w:w="676" w:type="dxa"/>
-            <w:tcBorders/>
+            <w:tcW w:w="1134" w:type="dxa"/>
+            <w:tcBorders>
+              <w:top w:val="single" w:sz="6" w:space="0" w:color="BFC7D5"/>
+              <w:left w:val="single" w:sz="2" w:space="0" w:color="BFC7D5"/>
+              <w:bottom w:val="single" w:sz="2" w:space="0" w:color="BFC7D5"/>
+              <w:right w:val="single" w:sz="6" w:space="0" w:color="BFC7D5"/>
+            </w:tcBorders>
+            <w:shd w:fill="1F3A5F" w:val="clear"/>
             <w:vAlign w:val="center"/>
           </w:tcPr>
           <w:p>
             <w:pPr>
               <w:pStyle w:val="TableHeading"/>
-              <w:suppressLineNumbers/>
-              <w:shd w:fill="1F3A5F" w:val="clear"/>
-              <w:bidi w:val="0"/>
-              <w:spacing w:before="0" w:after="283"/>
-              <w:jc w:val="center"/>
-              <w:rPr/>
-            </w:pPr>
-            <w:r>
-              <w:rPr/>
+              <w:bidi w:val="0"/>
+              <w:spacing w:before="0" w:after="283"/>
+              <w:jc w:val="left"/>
+              <w:rPr>
+                <w:color w:val="FFFFFF"/>
+              </w:rPr>
+            </w:pPr>
+            <w:r>
+              <w:rPr>
+                <w:color w:val="FFFFFF"/>
+              </w:rPr>
               <w:t>Impact</w:t>
             </w:r>
           </w:p>
         </w:tc>
         <w:tc>
           <w:tcPr>
-            <w:tcW w:w="601" w:type="dxa"/>
-            <w:tcBorders/>
+            <w:tcW w:w="1015" w:type="dxa"/>
+            <w:tcBorders>
+              <w:top w:val="single" w:sz="6" w:space="0" w:color="BFC7D5"/>
+              <w:left w:val="single" w:sz="2" w:space="0" w:color="BFC7D5"/>
+              <w:bottom w:val="single" w:sz="2" w:space="0" w:color="BFC7D5"/>
+              <w:right w:val="single" w:sz="6" w:space="0" w:color="BFC7D5"/>
+            </w:tcBorders>
+            <w:shd w:fill="1F3A5F" w:val="clear"/>
             <w:vAlign w:val="center"/>
           </w:tcPr>
           <w:p>
             <w:pPr>
               <w:pStyle w:val="TableHeading"/>
-              <w:suppressLineNumbers/>
-              <w:shd w:fill="1F3A5F" w:val="clear"/>
-              <w:bidi w:val="0"/>
-              <w:spacing w:before="0" w:after="283"/>
-              <w:jc w:val="center"/>
-              <w:rPr/>
-            </w:pPr>
-            <w:r>
-              <w:rPr/>
+              <w:bidi w:val="0"/>
+              <w:spacing w:before="0" w:after="283"/>
+              <w:jc w:val="left"/>
+              <w:rPr>
+                <w:color w:val="FFFFFF"/>
+              </w:rPr>
+            </w:pPr>
+            <w:r>
+              <w:rPr>
+                <w:color w:val="FFFFFF"/>
+              </w:rPr>
               <w:t>Score</w:t>
             </w:r>
           </w:p>
         </w:tc>
         <w:tc>
           <w:tcPr>
-            <w:tcW w:w="1156" w:type="dxa"/>
-            <w:tcBorders/>
+            <w:tcW w:w="1899" w:type="dxa"/>
+            <w:tcBorders>
+              <w:top w:val="single" w:sz="6" w:space="0" w:color="BFC7D5"/>
+              <w:left w:val="single" w:sz="2" w:space="0" w:color="BFC7D5"/>
+              <w:bottom w:val="single" w:sz="2" w:space="0" w:color="BFC7D5"/>
+              <w:right w:val="single" w:sz="6" w:space="0" w:color="BFC7D5"/>
+            </w:tcBorders>
+            <w:shd w:fill="1F3A5F" w:val="clear"/>
             <w:vAlign w:val="center"/>
           </w:tcPr>
           <w:p>
             <w:pPr>
               <w:pStyle w:val="TableHeading"/>
-              <w:suppressLineNumbers/>
-              <w:shd w:fill="1F3A5F" w:val="clear"/>
-              <w:bidi w:val="0"/>
-              <w:spacing w:before="0" w:after="283"/>
-              <w:jc w:val="center"/>
-              <w:rPr/>
-            </w:pPr>
-            <w:r>
-              <w:rPr/>
+              <w:bidi w:val="0"/>
+              <w:spacing w:before="0" w:after="283"/>
+              <w:jc w:val="left"/>
+              <w:rPr>
+                <w:color w:val="FFFFFF"/>
+              </w:rPr>
+            </w:pPr>
+            <w:r>
+              <w:rPr>
+                <w:color w:val="FFFFFF"/>
+              </w:rPr>
               <w:t>Band</w:t>
             </w:r>
           </w:p>
         </w:tc>
         <w:tc>
           <w:tcPr>
-            <w:tcW w:w="3511" w:type="dxa"/>
-            <w:tcBorders/>
+            <w:tcW w:w="5608" w:type="dxa"/>
+            <w:tcBorders>
+              <w:top w:val="single" w:sz="6" w:space="0" w:color="BFC7D5"/>
+              <w:left w:val="single" w:sz="2" w:space="0" w:color="BFC7D5"/>
+              <w:bottom w:val="single" w:sz="2" w:space="0" w:color="BFC7D5"/>
+              <w:right w:val="single" w:sz="6" w:space="0" w:color="BFC7D5"/>
+            </w:tcBorders>
+            <w:shd w:fill="1F3A5F" w:val="clear"/>
             <w:vAlign w:val="center"/>
           </w:tcPr>
           <w:p>
             <w:pPr>
               <w:pStyle w:val="TableHeading"/>
-              <w:suppressLineNumbers/>
-              <w:shd w:fill="1F3A5F" w:val="clear"/>
-              <w:bidi w:val="0"/>
-              <w:spacing w:before="0" w:after="283"/>
-              <w:jc w:val="center"/>
-              <w:rPr/>
-            </w:pPr>
-            <w:r>
-              <w:rPr/>
+              <w:bidi w:val="0"/>
+              <w:spacing w:before="0" w:after="283"/>
+              <w:jc w:val="left"/>
+              <w:rPr>
+                <w:color w:val="FFFFFF"/>
+              </w:rPr>
+            </w:pPr>
+            <w:r>
+              <w:rPr>
+                <w:color w:val="FFFFFF"/>
+              </w:rPr>
               <w:t>Justification</w:t>
             </w:r>
           </w:p>
@@ -2469,8 +3249,12 @@
         <w:trPr/>
         <w:tc>
           <w:tcPr>
-            <w:tcW w:w="1021" w:type="dxa"/>
-            <w:tcBorders/>
+            <w:tcW w:w="1682" w:type="dxa"/>
+            <w:tcBorders>
+              <w:left w:val="single" w:sz="6" w:space="0" w:color="BFC7D5"/>
+              <w:bottom w:val="single" w:sz="6" w:space="0" w:color="BFC7D5"/>
+              <w:right w:val="single" w:sz="6" w:space="0" w:color="BFC7D5"/>
+            </w:tcBorders>
             <w:vAlign w:val="center"/>
           </w:tcPr>
           <w:p>
@@ -2491,8 +3275,12 @@
         </w:tc>
         <w:tc>
           <w:tcPr>
-            <w:tcW w:w="676" w:type="dxa"/>
-            <w:tcBorders/>
+            <w:tcW w:w="1134" w:type="dxa"/>
+            <w:tcBorders>
+              <w:left w:val="single" w:sz="2" w:space="0" w:color="BFC7D5"/>
+              <w:bottom w:val="single" w:sz="6" w:space="0" w:color="BFC7D5"/>
+              <w:right w:val="single" w:sz="6" w:space="0" w:color="BFC7D5"/>
+            </w:tcBorders>
             <w:vAlign w:val="center"/>
           </w:tcPr>
           <w:p>
@@ -2513,8 +3301,12 @@
         </w:tc>
         <w:tc>
           <w:tcPr>
-            <w:tcW w:w="601" w:type="dxa"/>
-            <w:tcBorders/>
+            <w:tcW w:w="1015" w:type="dxa"/>
+            <w:tcBorders>
+              <w:left w:val="single" w:sz="2" w:space="0" w:color="BFC7D5"/>
+              <w:bottom w:val="single" w:sz="6" w:space="0" w:color="BFC7D5"/>
+              <w:right w:val="single" w:sz="6" w:space="0" w:color="BFC7D5"/>
+            </w:tcBorders>
             <w:vAlign w:val="center"/>
           </w:tcPr>
           <w:p>
@@ -2535,8 +3327,12 @@
         </w:tc>
         <w:tc>
           <w:tcPr>
-            <w:tcW w:w="1156" w:type="dxa"/>
-            <w:tcBorders/>
+            <w:tcW w:w="1899" w:type="dxa"/>
+            <w:tcBorders>
+              <w:left w:val="single" w:sz="2" w:space="0" w:color="BFC7D5"/>
+              <w:bottom w:val="single" w:sz="6" w:space="0" w:color="BFC7D5"/>
+              <w:right w:val="single" w:sz="6" w:space="0" w:color="BFC7D5"/>
+            </w:tcBorders>
             <w:vAlign w:val="center"/>
           </w:tcPr>
           <w:p>
@@ -2557,8 +3353,12 @@
         </w:tc>
         <w:tc>
           <w:tcPr>
-            <w:tcW w:w="3511" w:type="dxa"/>
-            <w:tcBorders/>
+            <w:tcW w:w="5608" w:type="dxa"/>
+            <w:tcBorders>
+              <w:left w:val="single" w:sz="2" w:space="0" w:color="BFC7D5"/>
+              <w:bottom w:val="single" w:sz="6" w:space="0" w:color="BFC7D5"/>
+              <w:right w:val="single" w:sz="6" w:space="0" w:color="BFC7D5"/>
+            </w:tcBorders>
             <w:vAlign w:val="center"/>
           </w:tcPr>
           <w:p>
@@ -2593,22 +3393,22 @@
     </w:p>
     <w:tbl>
       <w:tblPr>
-        <w:tblW w:w="9169" w:type="dxa"/>
+        <w:tblW w:w="5000" w:type="pct"/>
         <w:jc w:val="left"/>
-        <w:tblInd w:w="0" w:type="dxa"/>
+        <w:tblInd w:w="-7" w:type="dxa"/>
         <w:tblLayout w:type="fixed"/>
         <w:tblCellMar>
-          <w:top w:w="28" w:type="dxa"/>
-          <w:left w:w="28" w:type="dxa"/>
-          <w:bottom w:w="28" w:type="dxa"/>
-          <w:right w:w="28" w:type="dxa"/>
+          <w:top w:w="60" w:type="dxa"/>
+          <w:left w:w="60" w:type="dxa"/>
+          <w:bottom w:w="60" w:type="dxa"/>
+          <w:right w:w="60" w:type="dxa"/>
         </w:tblCellMar>
       </w:tblPr>
       <w:tblGrid>
-        <w:gridCol w:w="211"/>
-        <w:gridCol w:w="2626"/>
-        <w:gridCol w:w="4411"/>
-        <w:gridCol w:w="1921"/>
+        <w:gridCol w:w="299"/>
+        <w:gridCol w:w="3252"/>
+        <w:gridCol w:w="5433"/>
+        <w:gridCol w:w="2354"/>
       </w:tblGrid>
       <w:tr>
         <w:trPr>
@@ -2616,88 +3416,120 @@
         </w:trPr>
         <w:tc>
           <w:tcPr>
-            <w:tcW w:w="211" w:type="dxa"/>
-            <w:tcBorders/>
+            <w:tcW w:w="299" w:type="dxa"/>
+            <w:tcBorders>
+              <w:top w:val="single" w:sz="6" w:space="0" w:color="BFC7D5"/>
+              <w:left w:val="single" w:sz="6" w:space="0" w:color="BFC7D5"/>
+              <w:bottom w:val="single" w:sz="2" w:space="0" w:color="BFC7D5"/>
+              <w:right w:val="single" w:sz="6" w:space="0" w:color="BFC7D5"/>
+            </w:tcBorders>
+            <w:shd w:fill="1F3A5F" w:val="clear"/>
             <w:vAlign w:val="center"/>
           </w:tcPr>
           <w:p>
             <w:pPr>
               <w:pStyle w:val="TableHeading"/>
-              <w:suppressLineNumbers/>
-              <w:shd w:fill="1F3A5F" w:val="clear"/>
-              <w:bidi w:val="0"/>
-              <w:spacing w:before="0" w:after="283"/>
-              <w:jc w:val="center"/>
-              <w:rPr/>
-            </w:pPr>
-            <w:r>
-              <w:rPr/>
+              <w:bidi w:val="0"/>
+              <w:spacing w:before="0" w:after="283"/>
+              <w:jc w:val="left"/>
+              <w:rPr>
+                <w:color w:val="FFFFFF"/>
+              </w:rPr>
+            </w:pPr>
+            <w:r>
+              <w:rPr>
+                <w:color w:val="FFFFFF"/>
+              </w:rPr>
               <w:t>#</w:t>
             </w:r>
           </w:p>
         </w:tc>
         <w:tc>
           <w:tcPr>
-            <w:tcW w:w="2626" w:type="dxa"/>
-            <w:tcBorders/>
+            <w:tcW w:w="3252" w:type="dxa"/>
+            <w:tcBorders>
+              <w:top w:val="single" w:sz="6" w:space="0" w:color="BFC7D5"/>
+              <w:left w:val="single" w:sz="2" w:space="0" w:color="BFC7D5"/>
+              <w:bottom w:val="single" w:sz="2" w:space="0" w:color="BFC7D5"/>
+              <w:right w:val="single" w:sz="6" w:space="0" w:color="BFC7D5"/>
+            </w:tcBorders>
+            <w:shd w:fill="1F3A5F" w:val="clear"/>
             <w:vAlign w:val="center"/>
           </w:tcPr>
           <w:p>
             <w:pPr>
               <w:pStyle w:val="TableHeading"/>
-              <w:suppressLineNumbers/>
-              <w:shd w:fill="1F3A5F" w:val="clear"/>
-              <w:bidi w:val="0"/>
-              <w:spacing w:before="0" w:after="283"/>
-              <w:jc w:val="center"/>
-              <w:rPr/>
-            </w:pPr>
-            <w:r>
-              <w:rPr/>
+              <w:bidi w:val="0"/>
+              <w:spacing w:before="0" w:after="283"/>
+              <w:jc w:val="left"/>
+              <w:rPr>
+                <w:color w:val="FFFFFF"/>
+              </w:rPr>
+            </w:pPr>
+            <w:r>
+              <w:rPr>
+                <w:color w:val="FFFFFF"/>
+              </w:rPr>
               <w:t>Control</w:t>
             </w:r>
           </w:p>
         </w:tc>
         <w:tc>
           <w:tcPr>
-            <w:tcW w:w="4411" w:type="dxa"/>
-            <w:tcBorders/>
+            <w:tcW w:w="5433" w:type="dxa"/>
+            <w:tcBorders>
+              <w:top w:val="single" w:sz="6" w:space="0" w:color="BFC7D5"/>
+              <w:left w:val="single" w:sz="2" w:space="0" w:color="BFC7D5"/>
+              <w:bottom w:val="single" w:sz="2" w:space="0" w:color="BFC7D5"/>
+              <w:right w:val="single" w:sz="6" w:space="0" w:color="BFC7D5"/>
+            </w:tcBorders>
+            <w:shd w:fill="1F3A5F" w:val="clear"/>
             <w:vAlign w:val="center"/>
           </w:tcPr>
           <w:p>
             <w:pPr>
               <w:pStyle w:val="TableHeading"/>
-              <w:suppressLineNumbers/>
-              <w:shd w:fill="1F3A5F" w:val="clear"/>
-              <w:bidi w:val="0"/>
-              <w:spacing w:before="0" w:after="283"/>
-              <w:jc w:val="center"/>
-              <w:rPr/>
-            </w:pPr>
-            <w:r>
-              <w:rPr/>
+              <w:bidi w:val="0"/>
+              <w:spacing w:before="0" w:after="283"/>
+              <w:jc w:val="left"/>
+              <w:rPr>
+                <w:color w:val="FFFFFF"/>
+              </w:rPr>
+            </w:pPr>
+            <w:r>
+              <w:rPr>
+                <w:color w:val="FFFFFF"/>
+              </w:rPr>
               <w:t>Evidence (file path, line, commit SHA, procedure §)</w:t>
             </w:r>
           </w:p>
         </w:tc>
         <w:tc>
           <w:tcPr>
-            <w:tcW w:w="1921" w:type="dxa"/>
-            <w:tcBorders/>
+            <w:tcW w:w="2354" w:type="dxa"/>
+            <w:tcBorders>
+              <w:top w:val="single" w:sz="6" w:space="0" w:color="BFC7D5"/>
+              <w:left w:val="single" w:sz="2" w:space="0" w:color="BFC7D5"/>
+              <w:bottom w:val="single" w:sz="2" w:space="0" w:color="BFC7D5"/>
+              <w:right w:val="single" w:sz="6" w:space="0" w:color="BFC7D5"/>
+            </w:tcBorders>
+            <w:shd w:fill="1F3A5F" w:val="clear"/>
             <w:vAlign w:val="center"/>
           </w:tcPr>
           <w:p>
             <w:pPr>
               <w:pStyle w:val="TableHeading"/>
-              <w:suppressLineNumbers/>
-              <w:shd w:fill="1F3A5F" w:val="clear"/>
-              <w:bidi w:val="0"/>
-              <w:spacing w:before="0" w:after="283"/>
-              <w:jc w:val="center"/>
-              <w:rPr/>
-            </w:pPr>
-            <w:r>
-              <w:rPr/>
+              <w:bidi w:val="0"/>
+              <w:spacing w:before="0" w:after="283"/>
+              <w:jc w:val="left"/>
+              <w:rPr>
+                <w:color w:val="FFFFFF"/>
+              </w:rPr>
+            </w:pPr>
+            <w:r>
+              <w:rPr>
+                <w:color w:val="FFFFFF"/>
+              </w:rPr>
               <w:t>Operating?</w:t>
             </w:r>
           </w:p>
@@ -2707,8 +3539,12 @@
         <w:trPr/>
         <w:tc>
           <w:tcPr>
-            <w:tcW w:w="211" w:type="dxa"/>
-            <w:tcBorders/>
+            <w:tcW w:w="299" w:type="dxa"/>
+            <w:tcBorders>
+              <w:left w:val="single" w:sz="6" w:space="0" w:color="BFC7D5"/>
+              <w:bottom w:val="single" w:sz="2" w:space="0" w:color="BFC7D5"/>
+              <w:right w:val="single" w:sz="6" w:space="0" w:color="BFC7D5"/>
+            </w:tcBorders>
             <w:vAlign w:val="center"/>
           </w:tcPr>
           <w:p>
@@ -2727,8 +3563,12 @@
         </w:tc>
         <w:tc>
           <w:tcPr>
-            <w:tcW w:w="2626" w:type="dxa"/>
-            <w:tcBorders/>
+            <w:tcW w:w="3252" w:type="dxa"/>
+            <w:tcBorders>
+              <w:left w:val="single" w:sz="2" w:space="0" w:color="BFC7D5"/>
+              <w:bottom w:val="single" w:sz="2" w:space="0" w:color="BFC7D5"/>
+              <w:right w:val="single" w:sz="6" w:space="0" w:color="BFC7D5"/>
+            </w:tcBorders>
             <w:vAlign w:val="center"/>
           </w:tcPr>
           <w:p>
@@ -2749,8 +3589,12 @@
         </w:tc>
         <w:tc>
           <w:tcPr>
-            <w:tcW w:w="4411" w:type="dxa"/>
-            <w:tcBorders/>
+            <w:tcW w:w="5433" w:type="dxa"/>
+            <w:tcBorders>
+              <w:left w:val="single" w:sz="2" w:space="0" w:color="BFC7D5"/>
+              <w:bottom w:val="single" w:sz="2" w:space="0" w:color="BFC7D5"/>
+              <w:right w:val="single" w:sz="6" w:space="0" w:color="BFC7D5"/>
+            </w:tcBorders>
             <w:vAlign w:val="center"/>
           </w:tcPr>
           <w:p>
@@ -2771,8 +3615,12 @@
         </w:tc>
         <w:tc>
           <w:tcPr>
-            <w:tcW w:w="1921" w:type="dxa"/>
-            <w:tcBorders/>
+            <w:tcW w:w="2354" w:type="dxa"/>
+            <w:tcBorders>
+              <w:left w:val="single" w:sz="2" w:space="0" w:color="BFC7D5"/>
+              <w:bottom w:val="single" w:sz="2" w:space="0" w:color="BFC7D5"/>
+              <w:right w:val="single" w:sz="6" w:space="0" w:color="BFC7D5"/>
+            </w:tcBorders>
             <w:vAlign w:val="center"/>
           </w:tcPr>
           <w:p>
@@ -2798,8 +3646,12 @@
         <w:trPr/>
         <w:tc>
           <w:tcPr>
-            <w:tcW w:w="211" w:type="dxa"/>
-            <w:tcBorders/>
+            <w:tcW w:w="299" w:type="dxa"/>
+            <w:tcBorders>
+              <w:left w:val="single" w:sz="6" w:space="0" w:color="BFC7D5"/>
+              <w:bottom w:val="single" w:sz="2" w:space="0" w:color="BFC7D5"/>
+              <w:right w:val="single" w:sz="6" w:space="0" w:color="BFC7D5"/>
+            </w:tcBorders>
             <w:vAlign w:val="center"/>
           </w:tcPr>
           <w:p>
@@ -2818,8 +3670,12 @@
         </w:tc>
         <w:tc>
           <w:tcPr>
-            <w:tcW w:w="2626" w:type="dxa"/>
-            <w:tcBorders/>
+            <w:tcW w:w="3252" w:type="dxa"/>
+            <w:tcBorders>
+              <w:left w:val="single" w:sz="2" w:space="0" w:color="BFC7D5"/>
+              <w:bottom w:val="single" w:sz="2" w:space="0" w:color="BFC7D5"/>
+              <w:right w:val="single" w:sz="6" w:space="0" w:color="BFC7D5"/>
+            </w:tcBorders>
             <w:vAlign w:val="center"/>
           </w:tcPr>
           <w:p>
@@ -2840,8 +3696,12 @@
         </w:tc>
         <w:tc>
           <w:tcPr>
-            <w:tcW w:w="4411" w:type="dxa"/>
-            <w:tcBorders/>
+            <w:tcW w:w="5433" w:type="dxa"/>
+            <w:tcBorders>
+              <w:left w:val="single" w:sz="2" w:space="0" w:color="BFC7D5"/>
+              <w:bottom w:val="single" w:sz="2" w:space="0" w:color="BFC7D5"/>
+              <w:right w:val="single" w:sz="6" w:space="0" w:color="BFC7D5"/>
+            </w:tcBorders>
             <w:vAlign w:val="center"/>
           </w:tcPr>
           <w:p>
@@ -2862,8 +3722,12 @@
         </w:tc>
         <w:tc>
           <w:tcPr>
-            <w:tcW w:w="1921" w:type="dxa"/>
-            <w:tcBorders/>
+            <w:tcW w:w="2354" w:type="dxa"/>
+            <w:tcBorders>
+              <w:left w:val="single" w:sz="2" w:space="0" w:color="BFC7D5"/>
+              <w:bottom w:val="single" w:sz="2" w:space="0" w:color="BFC7D5"/>
+              <w:right w:val="single" w:sz="6" w:space="0" w:color="BFC7D5"/>
+            </w:tcBorders>
             <w:vAlign w:val="center"/>
           </w:tcPr>
           <w:p>
@@ -2889,8 +3753,12 @@
         <w:trPr/>
         <w:tc>
           <w:tcPr>
-            <w:tcW w:w="211" w:type="dxa"/>
-            <w:tcBorders/>
+            <w:tcW w:w="299" w:type="dxa"/>
+            <w:tcBorders>
+              <w:left w:val="single" w:sz="6" w:space="0" w:color="BFC7D5"/>
+              <w:bottom w:val="single" w:sz="6" w:space="0" w:color="BFC7D5"/>
+              <w:right w:val="single" w:sz="6" w:space="0" w:color="BFC7D5"/>
+            </w:tcBorders>
             <w:vAlign w:val="center"/>
           </w:tcPr>
           <w:p>
@@ -2909,8 +3777,12 @@
         </w:tc>
         <w:tc>
           <w:tcPr>
-            <w:tcW w:w="2626" w:type="dxa"/>
-            <w:tcBorders/>
+            <w:tcW w:w="3252" w:type="dxa"/>
+            <w:tcBorders>
+              <w:left w:val="single" w:sz="2" w:space="0" w:color="BFC7D5"/>
+              <w:bottom w:val="single" w:sz="6" w:space="0" w:color="BFC7D5"/>
+              <w:right w:val="single" w:sz="6" w:space="0" w:color="BFC7D5"/>
+            </w:tcBorders>
             <w:vAlign w:val="center"/>
           </w:tcPr>
           <w:p>
@@ -2931,8 +3803,12 @@
         </w:tc>
         <w:tc>
           <w:tcPr>
-            <w:tcW w:w="4411" w:type="dxa"/>
-            <w:tcBorders/>
+            <w:tcW w:w="5433" w:type="dxa"/>
+            <w:tcBorders>
+              <w:left w:val="single" w:sz="2" w:space="0" w:color="BFC7D5"/>
+              <w:bottom w:val="single" w:sz="6" w:space="0" w:color="BFC7D5"/>
+              <w:right w:val="single" w:sz="6" w:space="0" w:color="BFC7D5"/>
+            </w:tcBorders>
             <w:vAlign w:val="center"/>
           </w:tcPr>
           <w:p>
@@ -2953,8 +3829,12 @@
         </w:tc>
         <w:tc>
           <w:tcPr>
-            <w:tcW w:w="1921" w:type="dxa"/>
-            <w:tcBorders/>
+            <w:tcW w:w="2354" w:type="dxa"/>
+            <w:tcBorders>
+              <w:left w:val="single" w:sz="2" w:space="0" w:color="BFC7D5"/>
+              <w:bottom w:val="single" w:sz="6" w:space="0" w:color="BFC7D5"/>
+              <w:right w:val="single" w:sz="6" w:space="0" w:color="BFC7D5"/>
+            </w:tcBorders>
             <w:vAlign w:val="center"/>
           </w:tcPr>
           <w:p>
@@ -2991,21 +3871,21 @@
     </w:p>
     <w:tbl>
       <w:tblPr>
-        <w:tblW w:w="8943" w:type="dxa"/>
+        <w:tblW w:w="5000" w:type="pct"/>
         <w:jc w:val="left"/>
-        <w:tblInd w:w="0" w:type="dxa"/>
+        <w:tblInd w:w="-7" w:type="dxa"/>
         <w:tblLayout w:type="fixed"/>
         <w:tblCellMar>
-          <w:top w:w="28" w:type="dxa"/>
-          <w:left w:w="28" w:type="dxa"/>
-          <w:bottom w:w="28" w:type="dxa"/>
-          <w:right w:w="28" w:type="dxa"/>
+          <w:top w:w="60" w:type="dxa"/>
+          <w:left w:w="60" w:type="dxa"/>
+          <w:bottom w:w="60" w:type="dxa"/>
+          <w:right w:w="60" w:type="dxa"/>
         </w:tblCellMar>
       </w:tblPr>
       <w:tblGrid>
-        <w:gridCol w:w="5641"/>
-        <w:gridCol w:w="631"/>
-        <w:gridCol w:w="2671"/>
+        <w:gridCol w:w="7136"/>
+        <w:gridCol w:w="837"/>
+        <w:gridCol w:w="3365"/>
       </w:tblGrid>
       <w:tr>
         <w:trPr>
@@ -3013,66 +3893,90 @@
         </w:trPr>
         <w:tc>
           <w:tcPr>
-            <w:tcW w:w="5641" w:type="dxa"/>
-            <w:tcBorders/>
+            <w:tcW w:w="7136" w:type="dxa"/>
+            <w:tcBorders>
+              <w:top w:val="single" w:sz="6" w:space="0" w:color="BFC7D5"/>
+              <w:left w:val="single" w:sz="6" w:space="0" w:color="BFC7D5"/>
+              <w:bottom w:val="single" w:sz="2" w:space="0" w:color="BFC7D5"/>
+              <w:right w:val="single" w:sz="6" w:space="0" w:color="BFC7D5"/>
+            </w:tcBorders>
+            <w:shd w:fill="1F3A5F" w:val="clear"/>
             <w:vAlign w:val="center"/>
           </w:tcPr>
           <w:p>
             <w:pPr>
               <w:pStyle w:val="TableHeading"/>
-              <w:suppressLineNumbers/>
-              <w:shd w:fill="1F3A5F" w:val="clear"/>
-              <w:bidi w:val="0"/>
-              <w:spacing w:before="0" w:after="283"/>
-              <w:jc w:val="center"/>
-              <w:rPr/>
-            </w:pPr>
-            <w:r>
-              <w:rPr/>
+              <w:bidi w:val="0"/>
+              <w:spacing w:before="0" w:after="283"/>
+              <w:jc w:val="left"/>
+              <w:rPr>
+                <w:color w:val="FFFFFF"/>
+              </w:rPr>
+            </w:pPr>
+            <w:r>
+              <w:rPr>
+                <w:color w:val="FFFFFF"/>
+              </w:rPr>
               <w:t>Option</w:t>
             </w:r>
           </w:p>
         </w:tc>
         <w:tc>
           <w:tcPr>
-            <w:tcW w:w="631" w:type="dxa"/>
-            <w:tcBorders/>
+            <w:tcW w:w="837" w:type="dxa"/>
+            <w:tcBorders>
+              <w:top w:val="single" w:sz="6" w:space="0" w:color="BFC7D5"/>
+              <w:left w:val="single" w:sz="2" w:space="0" w:color="BFC7D5"/>
+              <w:bottom w:val="single" w:sz="2" w:space="0" w:color="BFC7D5"/>
+              <w:right w:val="single" w:sz="6" w:space="0" w:color="BFC7D5"/>
+            </w:tcBorders>
+            <w:shd w:fill="1F3A5F" w:val="clear"/>
             <w:vAlign w:val="center"/>
           </w:tcPr>
           <w:p>
             <w:pPr>
               <w:pStyle w:val="TableHeading"/>
-              <w:suppressLineNumbers/>
-              <w:shd w:fill="1F3A5F" w:val="clear"/>
-              <w:bidi w:val="0"/>
-              <w:spacing w:before="0" w:after="283"/>
-              <w:jc w:val="center"/>
-              <w:rPr/>
-            </w:pPr>
-            <w:r>
-              <w:rPr/>
+              <w:bidi w:val="0"/>
+              <w:spacing w:before="0" w:after="283"/>
+              <w:jc w:val="left"/>
+              <w:rPr>
+                <w:color w:val="FFFFFF"/>
+              </w:rPr>
+            </w:pPr>
+            <w:r>
+              <w:rPr>
+                <w:color w:val="FFFFFF"/>
+              </w:rPr>
               <w:t>Select</w:t>
             </w:r>
           </w:p>
         </w:tc>
         <w:tc>
           <w:tcPr>
-            <w:tcW w:w="2671" w:type="dxa"/>
-            <w:tcBorders/>
+            <w:tcW w:w="3365" w:type="dxa"/>
+            <w:tcBorders>
+              <w:top w:val="single" w:sz="6" w:space="0" w:color="BFC7D5"/>
+              <w:left w:val="single" w:sz="2" w:space="0" w:color="BFC7D5"/>
+              <w:bottom w:val="single" w:sz="2" w:space="0" w:color="BFC7D5"/>
+              <w:right w:val="single" w:sz="6" w:space="0" w:color="BFC7D5"/>
+            </w:tcBorders>
+            <w:shd w:fill="1F3A5F" w:val="clear"/>
             <w:vAlign w:val="center"/>
           </w:tcPr>
           <w:p>
             <w:pPr>
               <w:pStyle w:val="TableHeading"/>
-              <w:suppressLineNumbers/>
-              <w:shd w:fill="1F3A5F" w:val="clear"/>
-              <w:bidi w:val="0"/>
-              <w:spacing w:before="0" w:after="283"/>
-              <w:jc w:val="center"/>
-              <w:rPr/>
-            </w:pPr>
-            <w:r>
-              <w:rPr/>
+              <w:bidi w:val="0"/>
+              <w:spacing w:before="0" w:after="283"/>
+              <w:jc w:val="left"/>
+              <w:rPr>
+                <w:color w:val="FFFFFF"/>
+              </w:rPr>
+            </w:pPr>
+            <w:r>
+              <w:rPr>
+                <w:color w:val="FFFFFF"/>
+              </w:rPr>
               <w:t>Reasoning</w:t>
             </w:r>
           </w:p>
@@ -3082,8 +3986,12 @@
         <w:trPr/>
         <w:tc>
           <w:tcPr>
-            <w:tcW w:w="5641" w:type="dxa"/>
-            <w:tcBorders/>
+            <w:tcW w:w="7136" w:type="dxa"/>
+            <w:tcBorders>
+              <w:left w:val="single" w:sz="6" w:space="0" w:color="BFC7D5"/>
+              <w:bottom w:val="single" w:sz="2" w:space="0" w:color="BFC7D5"/>
+              <w:right w:val="single" w:sz="6" w:space="0" w:color="BFC7D5"/>
+            </w:tcBorders>
             <w:vAlign w:val="center"/>
           </w:tcPr>
           <w:p>
@@ -3102,8 +4010,12 @@
         </w:tc>
         <w:tc>
           <w:tcPr>
-            <w:tcW w:w="631" w:type="dxa"/>
-            <w:tcBorders/>
+            <w:tcW w:w="837" w:type="dxa"/>
+            <w:tcBorders>
+              <w:left w:val="single" w:sz="2" w:space="0" w:color="BFC7D5"/>
+              <w:bottom w:val="single" w:sz="2" w:space="0" w:color="BFC7D5"/>
+              <w:right w:val="single" w:sz="6" w:space="0" w:color="BFC7D5"/>
+            </w:tcBorders>
             <w:vAlign w:val="center"/>
           </w:tcPr>
           <w:p>
@@ -3122,8 +4034,12 @@
         </w:tc>
         <w:tc>
           <w:tcPr>
-            <w:tcW w:w="2671" w:type="dxa"/>
-            <w:tcBorders/>
+            <w:tcW w:w="3365" w:type="dxa"/>
+            <w:tcBorders>
+              <w:left w:val="single" w:sz="2" w:space="0" w:color="BFC7D5"/>
+              <w:bottom w:val="single" w:sz="2" w:space="0" w:color="BFC7D5"/>
+              <w:right w:val="single" w:sz="6" w:space="0" w:color="BFC7D5"/>
+            </w:tcBorders>
             <w:vAlign w:val="center"/>
           </w:tcPr>
           <w:p>
@@ -3147,8 +4063,12 @@
         <w:trPr/>
         <w:tc>
           <w:tcPr>
-            <w:tcW w:w="5641" w:type="dxa"/>
-            <w:tcBorders/>
+            <w:tcW w:w="7136" w:type="dxa"/>
+            <w:tcBorders>
+              <w:left w:val="single" w:sz="6" w:space="0" w:color="BFC7D5"/>
+              <w:bottom w:val="single" w:sz="2" w:space="0" w:color="BFC7D5"/>
+              <w:right w:val="single" w:sz="6" w:space="0" w:color="BFC7D5"/>
+            </w:tcBorders>
             <w:vAlign w:val="center"/>
           </w:tcPr>
           <w:p>
@@ -3167,8 +4087,12 @@
         </w:tc>
         <w:tc>
           <w:tcPr>
-            <w:tcW w:w="631" w:type="dxa"/>
-            <w:tcBorders/>
+            <w:tcW w:w="837" w:type="dxa"/>
+            <w:tcBorders>
+              <w:left w:val="single" w:sz="2" w:space="0" w:color="BFC7D5"/>
+              <w:bottom w:val="single" w:sz="2" w:space="0" w:color="BFC7D5"/>
+              <w:right w:val="single" w:sz="6" w:space="0" w:color="BFC7D5"/>
+            </w:tcBorders>
             <w:vAlign w:val="center"/>
           </w:tcPr>
           <w:p>
@@ -3187,8 +4111,12 @@
         </w:tc>
         <w:tc>
           <w:tcPr>
-            <w:tcW w:w="2671" w:type="dxa"/>
-            <w:tcBorders/>
+            <w:tcW w:w="3365" w:type="dxa"/>
+            <w:tcBorders>
+              <w:left w:val="single" w:sz="2" w:space="0" w:color="BFC7D5"/>
+              <w:bottom w:val="single" w:sz="2" w:space="0" w:color="BFC7D5"/>
+              <w:right w:val="single" w:sz="6" w:space="0" w:color="BFC7D5"/>
+            </w:tcBorders>
             <w:vAlign w:val="center"/>
           </w:tcPr>
           <w:p>
@@ -3212,8 +4140,12 @@
         <w:trPr/>
         <w:tc>
           <w:tcPr>
-            <w:tcW w:w="5641" w:type="dxa"/>
-            <w:tcBorders/>
+            <w:tcW w:w="7136" w:type="dxa"/>
+            <w:tcBorders>
+              <w:left w:val="single" w:sz="6" w:space="0" w:color="BFC7D5"/>
+              <w:bottom w:val="single" w:sz="2" w:space="0" w:color="BFC7D5"/>
+              <w:right w:val="single" w:sz="6" w:space="0" w:color="BFC7D5"/>
+            </w:tcBorders>
             <w:vAlign w:val="center"/>
           </w:tcPr>
           <w:p>
@@ -3232,8 +4164,12 @@
         </w:tc>
         <w:tc>
           <w:tcPr>
-            <w:tcW w:w="631" w:type="dxa"/>
-            <w:tcBorders/>
+            <w:tcW w:w="837" w:type="dxa"/>
+            <w:tcBorders>
+              <w:left w:val="single" w:sz="2" w:space="0" w:color="BFC7D5"/>
+              <w:bottom w:val="single" w:sz="2" w:space="0" w:color="BFC7D5"/>
+              <w:right w:val="single" w:sz="6" w:space="0" w:color="BFC7D5"/>
+            </w:tcBorders>
             <w:vAlign w:val="center"/>
           </w:tcPr>
           <w:p>
@@ -3252,8 +4188,12 @@
         </w:tc>
         <w:tc>
           <w:tcPr>
-            <w:tcW w:w="2671" w:type="dxa"/>
-            <w:tcBorders/>
+            <w:tcW w:w="3365" w:type="dxa"/>
+            <w:tcBorders>
+              <w:left w:val="single" w:sz="2" w:space="0" w:color="BFC7D5"/>
+              <w:bottom w:val="single" w:sz="2" w:space="0" w:color="BFC7D5"/>
+              <w:right w:val="single" w:sz="6" w:space="0" w:color="BFC7D5"/>
+            </w:tcBorders>
             <w:vAlign w:val="center"/>
           </w:tcPr>
           <w:p>
@@ -3277,8 +4217,12 @@
         <w:trPr/>
         <w:tc>
           <w:tcPr>
-            <w:tcW w:w="5641" w:type="dxa"/>
-            <w:tcBorders/>
+            <w:tcW w:w="7136" w:type="dxa"/>
+            <w:tcBorders>
+              <w:left w:val="single" w:sz="6" w:space="0" w:color="BFC7D5"/>
+              <w:bottom w:val="single" w:sz="6" w:space="0" w:color="BFC7D5"/>
+              <w:right w:val="single" w:sz="6" w:space="0" w:color="BFC7D5"/>
+            </w:tcBorders>
             <w:vAlign w:val="center"/>
           </w:tcPr>
           <w:p>
@@ -3297,8 +4241,12 @@
         </w:tc>
         <w:tc>
           <w:tcPr>
-            <w:tcW w:w="631" w:type="dxa"/>
-            <w:tcBorders/>
+            <w:tcW w:w="837" w:type="dxa"/>
+            <w:tcBorders>
+              <w:left w:val="single" w:sz="2" w:space="0" w:color="BFC7D5"/>
+              <w:bottom w:val="single" w:sz="6" w:space="0" w:color="BFC7D5"/>
+              <w:right w:val="single" w:sz="6" w:space="0" w:color="BFC7D5"/>
+            </w:tcBorders>
             <w:vAlign w:val="center"/>
           </w:tcPr>
           <w:p>
@@ -3317,8 +4265,12 @@
         </w:tc>
         <w:tc>
           <w:tcPr>
-            <w:tcW w:w="2671" w:type="dxa"/>
-            <w:tcBorders/>
+            <w:tcW w:w="3365" w:type="dxa"/>
+            <w:tcBorders>
+              <w:left w:val="single" w:sz="2" w:space="0" w:color="BFC7D5"/>
+              <w:bottom w:val="single" w:sz="6" w:space="0" w:color="BFC7D5"/>
+              <w:right w:val="single" w:sz="6" w:space="0" w:color="BFC7D5"/>
+            </w:tcBorders>
             <w:vAlign w:val="center"/>
           </w:tcPr>
           <w:p>
@@ -3359,20 +4311,20 @@
     </w:p>
     <w:tbl>
       <w:tblPr>
-        <w:tblW w:w="7757" w:type="dxa"/>
+        <w:tblW w:w="5000" w:type="pct"/>
         <w:jc w:val="left"/>
-        <w:tblInd w:w="0" w:type="dxa"/>
+        <w:tblInd w:w="-7" w:type="dxa"/>
         <w:tblLayout w:type="fixed"/>
         <w:tblCellMar>
-          <w:top w:w="28" w:type="dxa"/>
-          <w:left w:w="28" w:type="dxa"/>
-          <w:bottom w:w="28" w:type="dxa"/>
-          <w:right w:w="28" w:type="dxa"/>
+          <w:top w:w="60" w:type="dxa"/>
+          <w:left w:w="60" w:type="dxa"/>
+          <w:bottom w:w="60" w:type="dxa"/>
+          <w:right w:w="60" w:type="dxa"/>
         </w:tblCellMar>
       </w:tblPr>
       <w:tblGrid>
-        <w:gridCol w:w="3406"/>
-        <w:gridCol w:w="4351"/>
+        <w:gridCol w:w="5003"/>
+        <w:gridCol w:w="6335"/>
       </w:tblGrid>
       <w:tr>
         <w:trPr>
@@ -3380,44 +4332,60 @@
         </w:trPr>
         <w:tc>
           <w:tcPr>
-            <w:tcW w:w="3406" w:type="dxa"/>
-            <w:tcBorders/>
+            <w:tcW w:w="5003" w:type="dxa"/>
+            <w:tcBorders>
+              <w:top w:val="single" w:sz="6" w:space="0" w:color="BFC7D5"/>
+              <w:left w:val="single" w:sz="6" w:space="0" w:color="BFC7D5"/>
+              <w:bottom w:val="single" w:sz="2" w:space="0" w:color="BFC7D5"/>
+              <w:right w:val="single" w:sz="6" w:space="0" w:color="BFC7D5"/>
+            </w:tcBorders>
+            <w:shd w:fill="1F3A5F" w:val="clear"/>
             <w:vAlign w:val="center"/>
           </w:tcPr>
           <w:p>
             <w:pPr>
               <w:pStyle w:val="TableHeading"/>
-              <w:suppressLineNumbers/>
-              <w:shd w:fill="1F3A5F" w:val="clear"/>
-              <w:bidi w:val="0"/>
-              <w:spacing w:before="0" w:after="283"/>
-              <w:jc w:val="center"/>
-              <w:rPr/>
-            </w:pPr>
-            <w:r>
-              <w:rPr/>
+              <w:bidi w:val="0"/>
+              <w:spacing w:before="0" w:after="283"/>
+              <w:jc w:val="left"/>
+              <w:rPr>
+                <w:color w:val="FFFFFF"/>
+              </w:rPr>
+            </w:pPr>
+            <w:r>
+              <w:rPr>
+                <w:color w:val="FFFFFF"/>
+              </w:rPr>
               <w:t>Field</w:t>
             </w:r>
           </w:p>
         </w:tc>
         <w:tc>
           <w:tcPr>
-            <w:tcW w:w="4351" w:type="dxa"/>
-            <w:tcBorders/>
+            <w:tcW w:w="6335" w:type="dxa"/>
+            <w:tcBorders>
+              <w:top w:val="single" w:sz="6" w:space="0" w:color="BFC7D5"/>
+              <w:left w:val="single" w:sz="2" w:space="0" w:color="BFC7D5"/>
+              <w:bottom w:val="single" w:sz="2" w:space="0" w:color="BFC7D5"/>
+              <w:right w:val="single" w:sz="6" w:space="0" w:color="BFC7D5"/>
+            </w:tcBorders>
+            <w:shd w:fill="1F3A5F" w:val="clear"/>
             <w:vAlign w:val="center"/>
           </w:tcPr>
           <w:p>
             <w:pPr>
               <w:pStyle w:val="TableHeading"/>
-              <w:suppressLineNumbers/>
-              <w:shd w:fill="1F3A5F" w:val="clear"/>
-              <w:bidi w:val="0"/>
-              <w:spacing w:before="0" w:after="283"/>
-              <w:jc w:val="center"/>
-              <w:rPr/>
-            </w:pPr>
-            <w:r>
-              <w:rPr/>
+              <w:bidi w:val="0"/>
+              <w:spacing w:before="0" w:after="283"/>
+              <w:jc w:val="left"/>
+              <w:rPr>
+                <w:color w:val="FFFFFF"/>
+              </w:rPr>
+            </w:pPr>
+            <w:r>
+              <w:rPr>
+                <w:color w:val="FFFFFF"/>
+              </w:rPr>
               <w:t>Entry</w:t>
             </w:r>
           </w:p>
@@ -3427,8 +4395,12 @@
         <w:trPr/>
         <w:tc>
           <w:tcPr>
-            <w:tcW w:w="3406" w:type="dxa"/>
-            <w:tcBorders/>
+            <w:tcW w:w="5003" w:type="dxa"/>
+            <w:tcBorders>
+              <w:left w:val="single" w:sz="6" w:space="0" w:color="BFC7D5"/>
+              <w:bottom w:val="single" w:sz="2" w:space="0" w:color="BFC7D5"/>
+              <w:right w:val="single" w:sz="6" w:space="0" w:color="BFC7D5"/>
+            </w:tcBorders>
             <w:vAlign w:val="center"/>
           </w:tcPr>
           <w:p>
@@ -3447,8 +4419,12 @@
         </w:tc>
         <w:tc>
           <w:tcPr>
-            <w:tcW w:w="4351" w:type="dxa"/>
-            <w:tcBorders/>
+            <w:tcW w:w="6335" w:type="dxa"/>
+            <w:tcBorders>
+              <w:left w:val="single" w:sz="2" w:space="0" w:color="BFC7D5"/>
+              <w:bottom w:val="single" w:sz="2" w:space="0" w:color="BFC7D5"/>
+              <w:right w:val="single" w:sz="6" w:space="0" w:color="BFC7D5"/>
+            </w:tcBorders>
             <w:vAlign w:val="center"/>
           </w:tcPr>
           <w:p>
@@ -3472,8 +4448,12 @@
         <w:trPr/>
         <w:tc>
           <w:tcPr>
-            <w:tcW w:w="3406" w:type="dxa"/>
-            <w:tcBorders/>
+            <w:tcW w:w="5003" w:type="dxa"/>
+            <w:tcBorders>
+              <w:left w:val="single" w:sz="6" w:space="0" w:color="BFC7D5"/>
+              <w:bottom w:val="single" w:sz="2" w:space="0" w:color="BFC7D5"/>
+              <w:right w:val="single" w:sz="6" w:space="0" w:color="BFC7D5"/>
+            </w:tcBorders>
             <w:vAlign w:val="center"/>
           </w:tcPr>
           <w:p>
@@ -3492,8 +4472,12 @@
         </w:tc>
         <w:tc>
           <w:tcPr>
-            <w:tcW w:w="4351" w:type="dxa"/>
-            <w:tcBorders/>
+            <w:tcW w:w="6335" w:type="dxa"/>
+            <w:tcBorders>
+              <w:left w:val="single" w:sz="2" w:space="0" w:color="BFC7D5"/>
+              <w:bottom w:val="single" w:sz="2" w:space="0" w:color="BFC7D5"/>
+              <w:right w:val="single" w:sz="6" w:space="0" w:color="BFC7D5"/>
+            </w:tcBorders>
             <w:vAlign w:val="center"/>
           </w:tcPr>
           <w:p>
@@ -3517,8 +4501,12 @@
         <w:trPr/>
         <w:tc>
           <w:tcPr>
-            <w:tcW w:w="3406" w:type="dxa"/>
-            <w:tcBorders/>
+            <w:tcW w:w="5003" w:type="dxa"/>
+            <w:tcBorders>
+              <w:left w:val="single" w:sz="6" w:space="0" w:color="BFC7D5"/>
+              <w:bottom w:val="single" w:sz="6" w:space="0" w:color="BFC7D5"/>
+              <w:right w:val="single" w:sz="6" w:space="0" w:color="BFC7D5"/>
+            </w:tcBorders>
             <w:vAlign w:val="center"/>
           </w:tcPr>
           <w:p>
@@ -3537,8 +4525,12 @@
         </w:tc>
         <w:tc>
           <w:tcPr>
-            <w:tcW w:w="4351" w:type="dxa"/>
-            <w:tcBorders/>
+            <w:tcW w:w="6335" w:type="dxa"/>
+            <w:tcBorders>
+              <w:left w:val="single" w:sz="2" w:space="0" w:color="BFC7D5"/>
+              <w:bottom w:val="single" w:sz="6" w:space="0" w:color="BFC7D5"/>
+              <w:right w:val="single" w:sz="6" w:space="0" w:color="BFC7D5"/>
+            </w:tcBorders>
             <w:vAlign w:val="center"/>
           </w:tcPr>
           <w:p>
@@ -3573,24 +4565,24 @@
     </w:p>
     <w:tbl>
       <w:tblPr>
-        <w:tblW w:w="7686" w:type="dxa"/>
+        <w:tblW w:w="5000" w:type="pct"/>
         <w:jc w:val="left"/>
-        <w:tblInd w:w="0" w:type="dxa"/>
+        <w:tblInd w:w="-7" w:type="dxa"/>
         <w:tblLayout w:type="fixed"/>
         <w:tblCellMar>
-          <w:top w:w="28" w:type="dxa"/>
-          <w:left w:w="28" w:type="dxa"/>
-          <w:bottom w:w="28" w:type="dxa"/>
-          <w:right w:w="28" w:type="dxa"/>
+          <w:top w:w="60" w:type="dxa"/>
+          <w:left w:w="60" w:type="dxa"/>
+          <w:bottom w:w="60" w:type="dxa"/>
+          <w:right w:w="60" w:type="dxa"/>
         </w:tblCellMar>
       </w:tblPr>
       <w:tblGrid>
-        <w:gridCol w:w="211"/>
-        <w:gridCol w:w="2206"/>
-        <w:gridCol w:w="1156"/>
-        <w:gridCol w:w="1786"/>
-        <w:gridCol w:w="916"/>
-        <w:gridCol w:w="1411"/>
+        <w:gridCol w:w="353"/>
+        <w:gridCol w:w="3230"/>
+        <w:gridCol w:w="1717"/>
+        <w:gridCol w:w="2626"/>
+        <w:gridCol w:w="1371"/>
+        <w:gridCol w:w="2041"/>
       </w:tblGrid>
       <w:tr>
         <w:trPr>
@@ -3598,132 +4590,180 @@
         </w:trPr>
         <w:tc>
           <w:tcPr>
-            <w:tcW w:w="211" w:type="dxa"/>
-            <w:tcBorders/>
+            <w:tcW w:w="353" w:type="dxa"/>
+            <w:tcBorders>
+              <w:top w:val="single" w:sz="6" w:space="0" w:color="BFC7D5"/>
+              <w:left w:val="single" w:sz="6" w:space="0" w:color="BFC7D5"/>
+              <w:bottom w:val="single" w:sz="2" w:space="0" w:color="BFC7D5"/>
+              <w:right w:val="single" w:sz="6" w:space="0" w:color="BFC7D5"/>
+            </w:tcBorders>
+            <w:shd w:fill="1F3A5F" w:val="clear"/>
             <w:vAlign w:val="center"/>
           </w:tcPr>
           <w:p>
             <w:pPr>
               <w:pStyle w:val="TableHeading"/>
-              <w:suppressLineNumbers/>
-              <w:shd w:fill="1F3A5F" w:val="clear"/>
-              <w:bidi w:val="0"/>
-              <w:spacing w:before="0" w:after="283"/>
-              <w:jc w:val="center"/>
-              <w:rPr/>
-            </w:pPr>
-            <w:r>
-              <w:rPr/>
+              <w:bidi w:val="0"/>
+              <w:spacing w:before="0" w:after="283"/>
+              <w:jc w:val="left"/>
+              <w:rPr>
+                <w:color w:val="FFFFFF"/>
+              </w:rPr>
+            </w:pPr>
+            <w:r>
+              <w:rPr>
+                <w:color w:val="FFFFFF"/>
+              </w:rPr>
               <w:t>#</w:t>
             </w:r>
           </w:p>
         </w:tc>
         <w:tc>
           <w:tcPr>
-            <w:tcW w:w="2206" w:type="dxa"/>
-            <w:tcBorders/>
+            <w:tcW w:w="3230" w:type="dxa"/>
+            <w:tcBorders>
+              <w:top w:val="single" w:sz="6" w:space="0" w:color="BFC7D5"/>
+              <w:left w:val="single" w:sz="2" w:space="0" w:color="BFC7D5"/>
+              <w:bottom w:val="single" w:sz="2" w:space="0" w:color="BFC7D5"/>
+              <w:right w:val="single" w:sz="6" w:space="0" w:color="BFC7D5"/>
+            </w:tcBorders>
+            <w:shd w:fill="1F3A5F" w:val="clear"/>
             <w:vAlign w:val="center"/>
           </w:tcPr>
           <w:p>
             <w:pPr>
               <w:pStyle w:val="TableHeading"/>
-              <w:suppressLineNumbers/>
-              <w:shd w:fill="1F3A5F" w:val="clear"/>
-              <w:bidi w:val="0"/>
-              <w:spacing w:before="0" w:after="283"/>
-              <w:jc w:val="center"/>
-              <w:rPr/>
-            </w:pPr>
-            <w:r>
-              <w:rPr/>
+              <w:bidi w:val="0"/>
+              <w:spacing w:before="0" w:after="283"/>
+              <w:jc w:val="left"/>
+              <w:rPr>
+                <w:color w:val="FFFFFF"/>
+              </w:rPr>
+            </w:pPr>
+            <w:r>
+              <w:rPr>
+                <w:color w:val="FFFFFF"/>
+              </w:rPr>
               <w:t>Action</w:t>
             </w:r>
           </w:p>
         </w:tc>
         <w:tc>
           <w:tcPr>
-            <w:tcW w:w="1156" w:type="dxa"/>
-            <w:tcBorders/>
+            <w:tcW w:w="1717" w:type="dxa"/>
+            <w:tcBorders>
+              <w:top w:val="single" w:sz="6" w:space="0" w:color="BFC7D5"/>
+              <w:left w:val="single" w:sz="2" w:space="0" w:color="BFC7D5"/>
+              <w:bottom w:val="single" w:sz="2" w:space="0" w:color="BFC7D5"/>
+              <w:right w:val="single" w:sz="6" w:space="0" w:color="BFC7D5"/>
+            </w:tcBorders>
+            <w:shd w:fill="1F3A5F" w:val="clear"/>
             <w:vAlign w:val="center"/>
           </w:tcPr>
           <w:p>
             <w:pPr>
               <w:pStyle w:val="TableHeading"/>
-              <w:suppressLineNumbers/>
-              <w:shd w:fill="1F3A5F" w:val="clear"/>
-              <w:bidi w:val="0"/>
-              <w:spacing w:before="0" w:after="283"/>
-              <w:jc w:val="center"/>
-              <w:rPr/>
-            </w:pPr>
-            <w:r>
-              <w:rPr/>
+              <w:bidi w:val="0"/>
+              <w:spacing w:before="0" w:after="283"/>
+              <w:jc w:val="left"/>
+              <w:rPr>
+                <w:color w:val="FFFFFF"/>
+              </w:rPr>
+            </w:pPr>
+            <w:r>
+              <w:rPr>
+                <w:color w:val="FFFFFF"/>
+              </w:rPr>
               <w:t>Owning role</w:t>
             </w:r>
           </w:p>
         </w:tc>
         <w:tc>
           <w:tcPr>
-            <w:tcW w:w="1786" w:type="dxa"/>
-            <w:tcBorders/>
+            <w:tcW w:w="2626" w:type="dxa"/>
+            <w:tcBorders>
+              <w:top w:val="single" w:sz="6" w:space="0" w:color="BFC7D5"/>
+              <w:left w:val="single" w:sz="2" w:space="0" w:color="BFC7D5"/>
+              <w:bottom w:val="single" w:sz="2" w:space="0" w:color="BFC7D5"/>
+              <w:right w:val="single" w:sz="6" w:space="0" w:color="BFC7D5"/>
+            </w:tcBorders>
+            <w:shd w:fill="1F3A5F" w:val="clear"/>
             <w:vAlign w:val="center"/>
           </w:tcPr>
           <w:p>
             <w:pPr>
               <w:pStyle w:val="TableHeading"/>
-              <w:suppressLineNumbers/>
-              <w:shd w:fill="1F3A5F" w:val="clear"/>
-              <w:bidi w:val="0"/>
-              <w:spacing w:before="0" w:after="283"/>
-              <w:jc w:val="center"/>
-              <w:rPr/>
-            </w:pPr>
-            <w:r>
-              <w:rPr/>
+              <w:bidi w:val="0"/>
+              <w:spacing w:before="0" w:after="283"/>
+              <w:jc w:val="left"/>
+              <w:rPr>
+                <w:color w:val="FFFFFF"/>
+              </w:rPr>
+            </w:pPr>
+            <w:r>
+              <w:rPr>
+                <w:color w:val="FFFFFF"/>
+              </w:rPr>
               <w:t>Target date</w:t>
             </w:r>
           </w:p>
         </w:tc>
         <w:tc>
           <w:tcPr>
-            <w:tcW w:w="916" w:type="dxa"/>
-            <w:tcBorders/>
+            <w:tcW w:w="1371" w:type="dxa"/>
+            <w:tcBorders>
+              <w:top w:val="single" w:sz="6" w:space="0" w:color="BFC7D5"/>
+              <w:left w:val="single" w:sz="2" w:space="0" w:color="BFC7D5"/>
+              <w:bottom w:val="single" w:sz="2" w:space="0" w:color="BFC7D5"/>
+              <w:right w:val="single" w:sz="6" w:space="0" w:color="BFC7D5"/>
+            </w:tcBorders>
+            <w:shd w:fill="1F3A5F" w:val="clear"/>
             <w:vAlign w:val="center"/>
           </w:tcPr>
           <w:p>
             <w:pPr>
               <w:pStyle w:val="TableHeading"/>
-              <w:suppressLineNumbers/>
-              <w:shd w:fill="1F3A5F" w:val="clear"/>
-              <w:bidi w:val="0"/>
-              <w:spacing w:before="0" w:after="283"/>
-              <w:jc w:val="center"/>
-              <w:rPr/>
-            </w:pPr>
-            <w:r>
-              <w:rPr/>
+              <w:bidi w:val="0"/>
+              <w:spacing w:before="0" w:after="283"/>
+              <w:jc w:val="left"/>
+              <w:rPr>
+                <w:color w:val="FFFFFF"/>
+              </w:rPr>
+            </w:pPr>
+            <w:r>
+              <w:rPr>
+                <w:color w:val="FFFFFF"/>
+              </w:rPr>
               <w:t>Complete</w:t>
             </w:r>
           </w:p>
         </w:tc>
         <w:tc>
           <w:tcPr>
-            <w:tcW w:w="1411" w:type="dxa"/>
-            <w:tcBorders/>
+            <w:tcW w:w="2041" w:type="dxa"/>
+            <w:tcBorders>
+              <w:top w:val="single" w:sz="6" w:space="0" w:color="BFC7D5"/>
+              <w:left w:val="single" w:sz="2" w:space="0" w:color="BFC7D5"/>
+              <w:bottom w:val="single" w:sz="2" w:space="0" w:color="BFC7D5"/>
+              <w:right w:val="single" w:sz="6" w:space="0" w:color="BFC7D5"/>
+            </w:tcBorders>
+            <w:shd w:fill="1F3A5F" w:val="clear"/>
             <w:vAlign w:val="center"/>
           </w:tcPr>
           <w:p>
             <w:pPr>
               <w:pStyle w:val="TableHeading"/>
-              <w:suppressLineNumbers/>
-              <w:shd w:fill="1F3A5F" w:val="clear"/>
-              <w:bidi w:val="0"/>
-              <w:spacing w:before="0" w:after="283"/>
-              <w:jc w:val="center"/>
-              <w:rPr/>
-            </w:pPr>
-            <w:r>
-              <w:rPr/>
+              <w:bidi w:val="0"/>
+              <w:spacing w:before="0" w:after="283"/>
+              <w:jc w:val="left"/>
+              <w:rPr>
+                <w:color w:val="FFFFFF"/>
+              </w:rPr>
+            </w:pPr>
+            <w:r>
+              <w:rPr>
+                <w:color w:val="FFFFFF"/>
+              </w:rPr>
               <w:t>Evidence</w:t>
             </w:r>
           </w:p>
@@ -3733,8 +4773,12 @@
         <w:trPr/>
         <w:tc>
           <w:tcPr>
-            <w:tcW w:w="211" w:type="dxa"/>
-            <w:tcBorders/>
+            <w:tcW w:w="353" w:type="dxa"/>
+            <w:tcBorders>
+              <w:left w:val="single" w:sz="6" w:space="0" w:color="BFC7D5"/>
+              <w:bottom w:val="single" w:sz="2" w:space="0" w:color="BFC7D5"/>
+              <w:right w:val="single" w:sz="6" w:space="0" w:color="BFC7D5"/>
+            </w:tcBorders>
             <w:vAlign w:val="center"/>
           </w:tcPr>
           <w:p>
@@ -3753,8 +4797,12 @@
         </w:tc>
         <w:tc>
           <w:tcPr>
-            <w:tcW w:w="2206" w:type="dxa"/>
-            <w:tcBorders/>
+            <w:tcW w:w="3230" w:type="dxa"/>
+            <w:tcBorders>
+              <w:left w:val="single" w:sz="2" w:space="0" w:color="BFC7D5"/>
+              <w:bottom w:val="single" w:sz="2" w:space="0" w:color="BFC7D5"/>
+              <w:right w:val="single" w:sz="6" w:space="0" w:color="BFC7D5"/>
+            </w:tcBorders>
             <w:vAlign w:val="center"/>
           </w:tcPr>
           <w:p>
@@ -3775,8 +4823,12 @@
         </w:tc>
         <w:tc>
           <w:tcPr>
-            <w:tcW w:w="1156" w:type="dxa"/>
-            <w:tcBorders/>
+            <w:tcW w:w="1717" w:type="dxa"/>
+            <w:tcBorders>
+              <w:left w:val="single" w:sz="2" w:space="0" w:color="BFC7D5"/>
+              <w:bottom w:val="single" w:sz="2" w:space="0" w:color="BFC7D5"/>
+              <w:right w:val="single" w:sz="6" w:space="0" w:color="BFC7D5"/>
+            </w:tcBorders>
             <w:vAlign w:val="center"/>
           </w:tcPr>
           <w:p>
@@ -3797,8 +4849,12 @@
         </w:tc>
         <w:tc>
           <w:tcPr>
-            <w:tcW w:w="1786" w:type="dxa"/>
-            <w:tcBorders/>
+            <w:tcW w:w="2626" w:type="dxa"/>
+            <w:tcBorders>
+              <w:left w:val="single" w:sz="2" w:space="0" w:color="BFC7D5"/>
+              <w:bottom w:val="single" w:sz="2" w:space="0" w:color="BFC7D5"/>
+              <w:right w:val="single" w:sz="6" w:space="0" w:color="BFC7D5"/>
+            </w:tcBorders>
             <w:vAlign w:val="center"/>
           </w:tcPr>
           <w:p>
@@ -3819,8 +4875,12 @@
         </w:tc>
         <w:tc>
           <w:tcPr>
-            <w:tcW w:w="916" w:type="dxa"/>
-            <w:tcBorders/>
+            <w:tcW w:w="1371" w:type="dxa"/>
+            <w:tcBorders>
+              <w:left w:val="single" w:sz="2" w:space="0" w:color="BFC7D5"/>
+              <w:bottom w:val="single" w:sz="2" w:space="0" w:color="BFC7D5"/>
+              <w:right w:val="single" w:sz="6" w:space="0" w:color="BFC7D5"/>
+            </w:tcBorders>
             <w:vAlign w:val="center"/>
           </w:tcPr>
           <w:p>
@@ -3839,8 +4899,12 @@
         </w:tc>
         <w:tc>
           <w:tcPr>
-            <w:tcW w:w="1411" w:type="dxa"/>
-            <w:tcBorders/>
+            <w:tcW w:w="2041" w:type="dxa"/>
+            <w:tcBorders>
+              <w:left w:val="single" w:sz="2" w:space="0" w:color="BFC7D5"/>
+              <w:bottom w:val="single" w:sz="2" w:space="0" w:color="BFC7D5"/>
+              <w:right w:val="single" w:sz="6" w:space="0" w:color="BFC7D5"/>
+            </w:tcBorders>
             <w:vAlign w:val="center"/>
           </w:tcPr>
           <w:p>
@@ -3864,8 +4928,12 @@
         <w:trPr/>
         <w:tc>
           <w:tcPr>
-            <w:tcW w:w="211" w:type="dxa"/>
-            <w:tcBorders/>
+            <w:tcW w:w="353" w:type="dxa"/>
+            <w:tcBorders>
+              <w:left w:val="single" w:sz="6" w:space="0" w:color="BFC7D5"/>
+              <w:bottom w:val="single" w:sz="6" w:space="0" w:color="BFC7D5"/>
+              <w:right w:val="single" w:sz="6" w:space="0" w:color="BFC7D5"/>
+            </w:tcBorders>
             <w:vAlign w:val="center"/>
           </w:tcPr>
           <w:p>
@@ -3884,8 +4952,12 @@
         </w:tc>
         <w:tc>
           <w:tcPr>
-            <w:tcW w:w="2206" w:type="dxa"/>
-            <w:tcBorders/>
+            <w:tcW w:w="3230" w:type="dxa"/>
+            <w:tcBorders>
+              <w:left w:val="single" w:sz="2" w:space="0" w:color="BFC7D5"/>
+              <w:bottom w:val="single" w:sz="6" w:space="0" w:color="BFC7D5"/>
+              <w:right w:val="single" w:sz="6" w:space="0" w:color="BFC7D5"/>
+            </w:tcBorders>
             <w:vAlign w:val="center"/>
           </w:tcPr>
           <w:p>
@@ -3906,8 +4978,12 @@
         </w:tc>
         <w:tc>
           <w:tcPr>
-            <w:tcW w:w="1156" w:type="dxa"/>
-            <w:tcBorders/>
+            <w:tcW w:w="1717" w:type="dxa"/>
+            <w:tcBorders>
+              <w:left w:val="single" w:sz="2" w:space="0" w:color="BFC7D5"/>
+              <w:bottom w:val="single" w:sz="6" w:space="0" w:color="BFC7D5"/>
+              <w:right w:val="single" w:sz="6" w:space="0" w:color="BFC7D5"/>
+            </w:tcBorders>
             <w:vAlign w:val="center"/>
           </w:tcPr>
           <w:p>
@@ -3928,8 +5004,12 @@
         </w:tc>
         <w:tc>
           <w:tcPr>
-            <w:tcW w:w="1786" w:type="dxa"/>
-            <w:tcBorders/>
+            <w:tcW w:w="2626" w:type="dxa"/>
+            <w:tcBorders>
+              <w:left w:val="single" w:sz="2" w:space="0" w:color="BFC7D5"/>
+              <w:bottom w:val="single" w:sz="6" w:space="0" w:color="BFC7D5"/>
+              <w:right w:val="single" w:sz="6" w:space="0" w:color="BFC7D5"/>
+            </w:tcBorders>
             <w:vAlign w:val="center"/>
           </w:tcPr>
           <w:p>
@@ -3950,8 +5030,12 @@
         </w:tc>
         <w:tc>
           <w:tcPr>
-            <w:tcW w:w="916" w:type="dxa"/>
-            <w:tcBorders/>
+            <w:tcW w:w="1371" w:type="dxa"/>
+            <w:tcBorders>
+              <w:left w:val="single" w:sz="2" w:space="0" w:color="BFC7D5"/>
+              <w:bottom w:val="single" w:sz="6" w:space="0" w:color="BFC7D5"/>
+              <w:right w:val="single" w:sz="6" w:space="0" w:color="BFC7D5"/>
+            </w:tcBorders>
             <w:vAlign w:val="center"/>
           </w:tcPr>
           <w:p>
@@ -3970,8 +5054,12 @@
         </w:tc>
         <w:tc>
           <w:tcPr>
-            <w:tcW w:w="1411" w:type="dxa"/>
-            <w:tcBorders/>
+            <w:tcW w:w="2041" w:type="dxa"/>
+            <w:tcBorders>
+              <w:left w:val="single" w:sz="2" w:space="0" w:color="BFC7D5"/>
+              <w:bottom w:val="single" w:sz="6" w:space="0" w:color="BFC7D5"/>
+              <w:right w:val="single" w:sz="6" w:space="0" w:color="BFC7D5"/>
+            </w:tcBorders>
             <w:vAlign w:val="center"/>
           </w:tcPr>
           <w:p>
@@ -4006,23 +5094,23 @@
     </w:p>
     <w:tbl>
       <w:tblPr>
-        <w:tblW w:w="6965" w:type="dxa"/>
+        <w:tblW w:w="5000" w:type="pct"/>
         <w:jc w:val="left"/>
-        <w:tblInd w:w="0" w:type="dxa"/>
+        <w:tblInd w:w="-7" w:type="dxa"/>
         <w:tblLayout w:type="fixed"/>
         <w:tblCellMar>
-          <w:top w:w="28" w:type="dxa"/>
-          <w:left w:w="28" w:type="dxa"/>
-          <w:bottom w:w="28" w:type="dxa"/>
-          <w:right w:w="28" w:type="dxa"/>
+          <w:top w:w="60" w:type="dxa"/>
+          <w:left w:w="60" w:type="dxa"/>
+          <w:bottom w:w="60" w:type="dxa"/>
+          <w:right w:w="60" w:type="dxa"/>
         </w:tblCellMar>
       </w:tblPr>
       <w:tblGrid>
-        <w:gridCol w:w="1021"/>
-        <w:gridCol w:w="676"/>
-        <w:gridCol w:w="601"/>
-        <w:gridCol w:w="1156"/>
-        <w:gridCol w:w="3511"/>
+        <w:gridCol w:w="1682"/>
+        <w:gridCol w:w="1134"/>
+        <w:gridCol w:w="1015"/>
+        <w:gridCol w:w="1899"/>
+        <w:gridCol w:w="5608"/>
       </w:tblGrid>
       <w:tr>
         <w:trPr>
@@ -4030,110 +5118,150 @@
         </w:trPr>
         <w:tc>
           <w:tcPr>
-            <w:tcW w:w="1021" w:type="dxa"/>
-            <w:tcBorders/>
+            <w:tcW w:w="1682" w:type="dxa"/>
+            <w:tcBorders>
+              <w:top w:val="single" w:sz="6" w:space="0" w:color="BFC7D5"/>
+              <w:left w:val="single" w:sz="6" w:space="0" w:color="BFC7D5"/>
+              <w:bottom w:val="single" w:sz="2" w:space="0" w:color="BFC7D5"/>
+              <w:right w:val="single" w:sz="6" w:space="0" w:color="BFC7D5"/>
+            </w:tcBorders>
+            <w:shd w:fill="1F3A5F" w:val="clear"/>
             <w:vAlign w:val="center"/>
           </w:tcPr>
           <w:p>
             <w:pPr>
               <w:pStyle w:val="TableHeading"/>
-              <w:suppressLineNumbers/>
-              <w:shd w:fill="1F3A5F" w:val="clear"/>
-              <w:bidi w:val="0"/>
-              <w:spacing w:before="0" w:after="283"/>
-              <w:jc w:val="center"/>
-              <w:rPr/>
-            </w:pPr>
-            <w:r>
-              <w:rPr/>
+              <w:bidi w:val="0"/>
+              <w:spacing w:before="0" w:after="283"/>
+              <w:jc w:val="left"/>
+              <w:rPr>
+                <w:color w:val="FFFFFF"/>
+              </w:rPr>
+            </w:pPr>
+            <w:r>
+              <w:rPr>
+                <w:color w:val="FFFFFF"/>
+              </w:rPr>
               <w:t>Likelihood</w:t>
             </w:r>
           </w:p>
         </w:tc>
         <w:tc>
           <w:tcPr>
-            <w:tcW w:w="676" w:type="dxa"/>
-            <w:tcBorders/>
+            <w:tcW w:w="1134" w:type="dxa"/>
+            <w:tcBorders>
+              <w:top w:val="single" w:sz="6" w:space="0" w:color="BFC7D5"/>
+              <w:left w:val="single" w:sz="2" w:space="0" w:color="BFC7D5"/>
+              <w:bottom w:val="single" w:sz="2" w:space="0" w:color="BFC7D5"/>
+              <w:right w:val="single" w:sz="6" w:space="0" w:color="BFC7D5"/>
+            </w:tcBorders>
+            <w:shd w:fill="1F3A5F" w:val="clear"/>
             <w:vAlign w:val="center"/>
           </w:tcPr>
           <w:p>
             <w:pPr>
               <w:pStyle w:val="TableHeading"/>
-              <w:suppressLineNumbers/>
-              <w:shd w:fill="1F3A5F" w:val="clear"/>
-              <w:bidi w:val="0"/>
-              <w:spacing w:before="0" w:after="283"/>
-              <w:jc w:val="center"/>
-              <w:rPr/>
-            </w:pPr>
-            <w:r>
-              <w:rPr/>
+              <w:bidi w:val="0"/>
+              <w:spacing w:before="0" w:after="283"/>
+              <w:jc w:val="left"/>
+              <w:rPr>
+                <w:color w:val="FFFFFF"/>
+              </w:rPr>
+            </w:pPr>
+            <w:r>
+              <w:rPr>
+                <w:color w:val="FFFFFF"/>
+              </w:rPr>
               <w:t>Impact</w:t>
             </w:r>
           </w:p>
         </w:tc>
         <w:tc>
           <w:tcPr>
-            <w:tcW w:w="601" w:type="dxa"/>
-            <w:tcBorders/>
+            <w:tcW w:w="1015" w:type="dxa"/>
+            <w:tcBorders>
+              <w:top w:val="single" w:sz="6" w:space="0" w:color="BFC7D5"/>
+              <w:left w:val="single" w:sz="2" w:space="0" w:color="BFC7D5"/>
+              <w:bottom w:val="single" w:sz="2" w:space="0" w:color="BFC7D5"/>
+              <w:right w:val="single" w:sz="6" w:space="0" w:color="BFC7D5"/>
+            </w:tcBorders>
+            <w:shd w:fill="1F3A5F" w:val="clear"/>
             <w:vAlign w:val="center"/>
           </w:tcPr>
           <w:p>
             <w:pPr>
               <w:pStyle w:val="TableHeading"/>
-              <w:suppressLineNumbers/>
-              <w:shd w:fill="1F3A5F" w:val="clear"/>
-              <w:bidi w:val="0"/>
-              <w:spacing w:before="0" w:after="283"/>
-              <w:jc w:val="center"/>
-              <w:rPr/>
-            </w:pPr>
-            <w:r>
-              <w:rPr/>
+              <w:bidi w:val="0"/>
+              <w:spacing w:before="0" w:after="283"/>
+              <w:jc w:val="left"/>
+              <w:rPr>
+                <w:color w:val="FFFFFF"/>
+              </w:rPr>
+            </w:pPr>
+            <w:r>
+              <w:rPr>
+                <w:color w:val="FFFFFF"/>
+              </w:rPr>
               <w:t>Score</w:t>
             </w:r>
           </w:p>
         </w:tc>
         <w:tc>
           <w:tcPr>
-            <w:tcW w:w="1156" w:type="dxa"/>
-            <w:tcBorders/>
+            <w:tcW w:w="1899" w:type="dxa"/>
+            <w:tcBorders>
+              <w:top w:val="single" w:sz="6" w:space="0" w:color="BFC7D5"/>
+              <w:left w:val="single" w:sz="2" w:space="0" w:color="BFC7D5"/>
+              <w:bottom w:val="single" w:sz="2" w:space="0" w:color="BFC7D5"/>
+              <w:right w:val="single" w:sz="6" w:space="0" w:color="BFC7D5"/>
+            </w:tcBorders>
+            <w:shd w:fill="1F3A5F" w:val="clear"/>
             <w:vAlign w:val="center"/>
           </w:tcPr>
           <w:p>
             <w:pPr>
               <w:pStyle w:val="TableHeading"/>
-              <w:suppressLineNumbers/>
-              <w:shd w:fill="1F3A5F" w:val="clear"/>
-              <w:bidi w:val="0"/>
-              <w:spacing w:before="0" w:after="283"/>
-              <w:jc w:val="center"/>
-              <w:rPr/>
-            </w:pPr>
-            <w:r>
-              <w:rPr/>
+              <w:bidi w:val="0"/>
+              <w:spacing w:before="0" w:after="283"/>
+              <w:jc w:val="left"/>
+              <w:rPr>
+                <w:color w:val="FFFFFF"/>
+              </w:rPr>
+            </w:pPr>
+            <w:r>
+              <w:rPr>
+                <w:color w:val="FFFFFF"/>
+              </w:rPr>
               <w:t>Band</w:t>
             </w:r>
           </w:p>
         </w:tc>
         <w:tc>
           <w:tcPr>
-            <w:tcW w:w="3511" w:type="dxa"/>
-            <w:tcBorders/>
+            <w:tcW w:w="5608" w:type="dxa"/>
+            <w:tcBorders>
+              <w:top w:val="single" w:sz="6" w:space="0" w:color="BFC7D5"/>
+              <w:left w:val="single" w:sz="2" w:space="0" w:color="BFC7D5"/>
+              <w:bottom w:val="single" w:sz="2" w:space="0" w:color="BFC7D5"/>
+              <w:right w:val="single" w:sz="6" w:space="0" w:color="BFC7D5"/>
+            </w:tcBorders>
+            <w:shd w:fill="1F3A5F" w:val="clear"/>
             <w:vAlign w:val="center"/>
           </w:tcPr>
           <w:p>
             <w:pPr>
               <w:pStyle w:val="TableHeading"/>
-              <w:suppressLineNumbers/>
-              <w:shd w:fill="1F3A5F" w:val="clear"/>
-              <w:bidi w:val="0"/>
-              <w:spacing w:before="0" w:after="283"/>
-              <w:jc w:val="center"/>
-              <w:rPr/>
-            </w:pPr>
-            <w:r>
-              <w:rPr/>
+              <w:bidi w:val="0"/>
+              <w:spacing w:before="0" w:after="283"/>
+              <w:jc w:val="left"/>
+              <w:rPr>
+                <w:color w:val="FFFFFF"/>
+              </w:rPr>
+            </w:pPr>
+            <w:r>
+              <w:rPr>
+                <w:color w:val="FFFFFF"/>
+              </w:rPr>
               <w:t>Evidence the treatment is in place</w:t>
             </w:r>
           </w:p>
@@ -4143,8 +5271,12 @@
         <w:trPr/>
         <w:tc>
           <w:tcPr>
-            <w:tcW w:w="1021" w:type="dxa"/>
-            <w:tcBorders/>
+            <w:tcW w:w="1682" w:type="dxa"/>
+            <w:tcBorders>
+              <w:left w:val="single" w:sz="6" w:space="0" w:color="BFC7D5"/>
+              <w:bottom w:val="single" w:sz="6" w:space="0" w:color="BFC7D5"/>
+              <w:right w:val="single" w:sz="6" w:space="0" w:color="BFC7D5"/>
+            </w:tcBorders>
             <w:vAlign w:val="center"/>
           </w:tcPr>
           <w:p>
@@ -4165,8 +5297,12 @@
         </w:tc>
         <w:tc>
           <w:tcPr>
-            <w:tcW w:w="676" w:type="dxa"/>
-            <w:tcBorders/>
+            <w:tcW w:w="1134" w:type="dxa"/>
+            <w:tcBorders>
+              <w:left w:val="single" w:sz="2" w:space="0" w:color="BFC7D5"/>
+              <w:bottom w:val="single" w:sz="6" w:space="0" w:color="BFC7D5"/>
+              <w:right w:val="single" w:sz="6" w:space="0" w:color="BFC7D5"/>
+            </w:tcBorders>
             <w:vAlign w:val="center"/>
           </w:tcPr>
           <w:p>
@@ -4187,8 +5323,12 @@
         </w:tc>
         <w:tc>
           <w:tcPr>
-            <w:tcW w:w="601" w:type="dxa"/>
-            <w:tcBorders/>
+            <w:tcW w:w="1015" w:type="dxa"/>
+            <w:tcBorders>
+              <w:left w:val="single" w:sz="2" w:space="0" w:color="BFC7D5"/>
+              <w:bottom w:val="single" w:sz="6" w:space="0" w:color="BFC7D5"/>
+              <w:right w:val="single" w:sz="6" w:space="0" w:color="BFC7D5"/>
+            </w:tcBorders>
             <w:vAlign w:val="center"/>
           </w:tcPr>
           <w:p>
@@ -4209,8 +5349,12 @@
         </w:tc>
         <w:tc>
           <w:tcPr>
-            <w:tcW w:w="1156" w:type="dxa"/>
-            <w:tcBorders/>
+            <w:tcW w:w="1899" w:type="dxa"/>
+            <w:tcBorders>
+              <w:left w:val="single" w:sz="2" w:space="0" w:color="BFC7D5"/>
+              <w:bottom w:val="single" w:sz="6" w:space="0" w:color="BFC7D5"/>
+              <w:right w:val="single" w:sz="6" w:space="0" w:color="BFC7D5"/>
+            </w:tcBorders>
             <w:vAlign w:val="center"/>
           </w:tcPr>
           <w:p>
@@ -4231,8 +5375,12 @@
         </w:tc>
         <w:tc>
           <w:tcPr>
-            <w:tcW w:w="3511" w:type="dxa"/>
-            <w:tcBorders/>
+            <w:tcW w:w="5608" w:type="dxa"/>
+            <w:tcBorders>
+              <w:left w:val="single" w:sz="2" w:space="0" w:color="BFC7D5"/>
+              <w:bottom w:val="single" w:sz="6" w:space="0" w:color="BFC7D5"/>
+              <w:right w:val="single" w:sz="6" w:space="0" w:color="BFC7D5"/>
+            </w:tcBorders>
             <w:vAlign w:val="center"/>
           </w:tcPr>
           <w:p>
@@ -4267,20 +5415,20 @@
     </w:p>
     <w:tbl>
       <w:tblPr>
-        <w:tblW w:w="6977" w:type="dxa"/>
+        <w:tblW w:w="5000" w:type="pct"/>
         <w:jc w:val="left"/>
-        <w:tblInd w:w="0" w:type="dxa"/>
+        <w:tblInd w:w="-7" w:type="dxa"/>
         <w:tblLayout w:type="fixed"/>
         <w:tblCellMar>
-          <w:top w:w="28" w:type="dxa"/>
-          <w:left w:w="28" w:type="dxa"/>
-          <w:bottom w:w="28" w:type="dxa"/>
-          <w:right w:w="28" w:type="dxa"/>
+          <w:top w:w="60" w:type="dxa"/>
+          <w:left w:w="60" w:type="dxa"/>
+          <w:bottom w:w="60" w:type="dxa"/>
+          <w:right w:w="60" w:type="dxa"/>
         </w:tblCellMar>
       </w:tblPr>
       <w:tblGrid>
-        <w:gridCol w:w="2626"/>
-        <w:gridCol w:w="4351"/>
+        <w:gridCol w:w="4298"/>
+        <w:gridCol w:w="7040"/>
       </w:tblGrid>
       <w:tr>
         <w:trPr>
@@ -4288,44 +5436,60 @@
         </w:trPr>
         <w:tc>
           <w:tcPr>
-            <w:tcW w:w="2626" w:type="dxa"/>
-            <w:tcBorders/>
+            <w:tcW w:w="4298" w:type="dxa"/>
+            <w:tcBorders>
+              <w:top w:val="single" w:sz="6" w:space="0" w:color="BFC7D5"/>
+              <w:left w:val="single" w:sz="6" w:space="0" w:color="BFC7D5"/>
+              <w:bottom w:val="single" w:sz="2" w:space="0" w:color="BFC7D5"/>
+              <w:right w:val="single" w:sz="6" w:space="0" w:color="BFC7D5"/>
+            </w:tcBorders>
+            <w:shd w:fill="1F3A5F" w:val="clear"/>
             <w:vAlign w:val="center"/>
           </w:tcPr>
           <w:p>
             <w:pPr>
               <w:pStyle w:val="TableHeading"/>
-              <w:suppressLineNumbers/>
-              <w:shd w:fill="1F3A5F" w:val="clear"/>
-              <w:bidi w:val="0"/>
-              <w:spacing w:before="0" w:after="283"/>
-              <w:jc w:val="center"/>
-              <w:rPr/>
-            </w:pPr>
-            <w:r>
-              <w:rPr/>
+              <w:bidi w:val="0"/>
+              <w:spacing w:before="0" w:after="283"/>
+              <w:jc w:val="left"/>
+              <w:rPr>
+                <w:color w:val="FFFFFF"/>
+              </w:rPr>
+            </w:pPr>
+            <w:r>
+              <w:rPr>
+                <w:color w:val="FFFFFF"/>
+              </w:rPr>
               <w:t>Field</w:t>
             </w:r>
           </w:p>
         </w:tc>
         <w:tc>
           <w:tcPr>
-            <w:tcW w:w="4351" w:type="dxa"/>
-            <w:tcBorders/>
+            <w:tcW w:w="7040" w:type="dxa"/>
+            <w:tcBorders>
+              <w:top w:val="single" w:sz="6" w:space="0" w:color="BFC7D5"/>
+              <w:left w:val="single" w:sz="2" w:space="0" w:color="BFC7D5"/>
+              <w:bottom w:val="single" w:sz="2" w:space="0" w:color="BFC7D5"/>
+              <w:right w:val="single" w:sz="6" w:space="0" w:color="BFC7D5"/>
+            </w:tcBorders>
+            <w:shd w:fill="1F3A5F" w:val="clear"/>
             <w:vAlign w:val="center"/>
           </w:tcPr>
           <w:p>
             <w:pPr>
               <w:pStyle w:val="TableHeading"/>
-              <w:suppressLineNumbers/>
-              <w:shd w:fill="1F3A5F" w:val="clear"/>
-              <w:bidi w:val="0"/>
-              <w:spacing w:before="0" w:after="283"/>
-              <w:jc w:val="center"/>
-              <w:rPr/>
-            </w:pPr>
-            <w:r>
-              <w:rPr/>
+              <w:bidi w:val="0"/>
+              <w:spacing w:before="0" w:after="283"/>
+              <w:jc w:val="left"/>
+              <w:rPr>
+                <w:color w:val="FFFFFF"/>
+              </w:rPr>
+            </w:pPr>
+            <w:r>
+              <w:rPr>
+                <w:color w:val="FFFFFF"/>
+              </w:rPr>
               <w:t>Entry</w:t>
             </w:r>
           </w:p>
@@ -4335,8 +5499,12 @@
         <w:trPr/>
         <w:tc>
           <w:tcPr>
-            <w:tcW w:w="2626" w:type="dxa"/>
-            <w:tcBorders/>
+            <w:tcW w:w="4298" w:type="dxa"/>
+            <w:tcBorders>
+              <w:left w:val="single" w:sz="6" w:space="0" w:color="BFC7D5"/>
+              <w:bottom w:val="single" w:sz="2" w:space="0" w:color="BFC7D5"/>
+              <w:right w:val="single" w:sz="6" w:space="0" w:color="BFC7D5"/>
+            </w:tcBorders>
             <w:vAlign w:val="center"/>
           </w:tcPr>
           <w:p>
@@ -4355,8 +5523,12 @@
         </w:tc>
         <w:tc>
           <w:tcPr>
-            <w:tcW w:w="4351" w:type="dxa"/>
-            <w:tcBorders/>
+            <w:tcW w:w="7040" w:type="dxa"/>
+            <w:tcBorders>
+              <w:left w:val="single" w:sz="2" w:space="0" w:color="BFC7D5"/>
+              <w:bottom w:val="single" w:sz="2" w:space="0" w:color="BFC7D5"/>
+              <w:right w:val="single" w:sz="6" w:space="0" w:color="BFC7D5"/>
+            </w:tcBorders>
             <w:vAlign w:val="center"/>
           </w:tcPr>
           <w:p>
@@ -4380,8 +5552,12 @@
         <w:trPr/>
         <w:tc>
           <w:tcPr>
-            <w:tcW w:w="2626" w:type="dxa"/>
-            <w:tcBorders/>
+            <w:tcW w:w="4298" w:type="dxa"/>
+            <w:tcBorders>
+              <w:left w:val="single" w:sz="6" w:space="0" w:color="BFC7D5"/>
+              <w:bottom w:val="single" w:sz="2" w:space="0" w:color="BFC7D5"/>
+              <w:right w:val="single" w:sz="6" w:space="0" w:color="BFC7D5"/>
+            </w:tcBorders>
             <w:vAlign w:val="center"/>
           </w:tcPr>
           <w:p>
@@ -4400,8 +5576,12 @@
         </w:tc>
         <w:tc>
           <w:tcPr>
-            <w:tcW w:w="4351" w:type="dxa"/>
-            <w:tcBorders/>
+            <w:tcW w:w="7040" w:type="dxa"/>
+            <w:tcBorders>
+              <w:left w:val="single" w:sz="2" w:space="0" w:color="BFC7D5"/>
+              <w:bottom w:val="single" w:sz="2" w:space="0" w:color="BFC7D5"/>
+              <w:right w:val="single" w:sz="6" w:space="0" w:color="BFC7D5"/>
+            </w:tcBorders>
             <w:vAlign w:val="center"/>
           </w:tcPr>
           <w:p>
@@ -4425,8 +5605,12 @@
         <w:trPr/>
         <w:tc>
           <w:tcPr>
-            <w:tcW w:w="2626" w:type="dxa"/>
-            <w:tcBorders/>
+            <w:tcW w:w="4298" w:type="dxa"/>
+            <w:tcBorders>
+              <w:left w:val="single" w:sz="6" w:space="0" w:color="BFC7D5"/>
+              <w:bottom w:val="single" w:sz="2" w:space="0" w:color="BFC7D5"/>
+              <w:right w:val="single" w:sz="6" w:space="0" w:color="BFC7D5"/>
+            </w:tcBorders>
             <w:vAlign w:val="center"/>
           </w:tcPr>
           <w:p>
@@ -4451,8 +5635,12 @@
         </w:tc>
         <w:tc>
           <w:tcPr>
-            <w:tcW w:w="4351" w:type="dxa"/>
-            <w:tcBorders/>
+            <w:tcW w:w="7040" w:type="dxa"/>
+            <w:tcBorders>
+              <w:left w:val="single" w:sz="2" w:space="0" w:color="BFC7D5"/>
+              <w:bottom w:val="single" w:sz="2" w:space="0" w:color="BFC7D5"/>
+              <w:right w:val="single" w:sz="6" w:space="0" w:color="BFC7D5"/>
+            </w:tcBorders>
             <w:vAlign w:val="center"/>
           </w:tcPr>
           <w:p>
@@ -4484,8 +5672,12 @@
         <w:trPr/>
         <w:tc>
           <w:tcPr>
-            <w:tcW w:w="2626" w:type="dxa"/>
-            <w:tcBorders/>
+            <w:tcW w:w="4298" w:type="dxa"/>
+            <w:tcBorders>
+              <w:left w:val="single" w:sz="6" w:space="0" w:color="BFC7D5"/>
+              <w:bottom w:val="single" w:sz="6" w:space="0" w:color="BFC7D5"/>
+              <w:right w:val="single" w:sz="6" w:space="0" w:color="BFC7D5"/>
+            </w:tcBorders>
             <w:vAlign w:val="center"/>
           </w:tcPr>
           <w:p>
@@ -4504,8 +5696,12 @@
         </w:tc>
         <w:tc>
           <w:tcPr>
-            <w:tcW w:w="4351" w:type="dxa"/>
-            <w:tcBorders/>
+            <w:tcW w:w="7040" w:type="dxa"/>
+            <w:tcBorders>
+              <w:left w:val="single" w:sz="2" w:space="0" w:color="BFC7D5"/>
+              <w:bottom w:val="single" w:sz="6" w:space="0" w:color="BFC7D5"/>
+              <w:right w:val="single" w:sz="6" w:space="0" w:color="BFC7D5"/>
+            </w:tcBorders>
             <w:vAlign w:val="center"/>
           </w:tcPr>
           <w:p>
